--- a/task/오디세이세미나3/20237107 하태영-취업활동계획서(IAP)[오디세이세미나3 중간고사 대체 필수 과제 (양식)].docx
+++ b/task/오디세이세미나3/20237107 하태영-취업활동계획서(IAP)[오디세이세미나3 중간고사 대체 필수 과제 (양식)].docx
@@ -134,7 +134,7 @@
       </w:pPr>
       <w:r>
         <w:rPr>
-          <w:rFonts w:ascii="Malgun Gothic"/>
+          <w:rFonts w:ascii="맑은 고딕"/>
           <w:b/>
           <w:color w:val="3057B9"/>
           <w:sz w:val="30"/>
@@ -145,7 +145,7 @@
       <w:commentRangeStart w:id="2"/>
       <w:r>
         <w:rPr>
-          <w:rFonts w:ascii="Malgun Gothic" w:eastAsia="Malgun Gothic"/>
+          <w:rFonts w:ascii="맑은 고딕" w:eastAsia="맑은 고딕"/>
           <w:b/>
           <w:color w:val="3057B9"/>
           <w:sz w:val="30"/>
@@ -155,7 +155,7 @@
       </w:r>
       <w:r>
         <w:rPr>
-          <w:rFonts w:ascii="Malgun Gothic" w:eastAsia="Malgun Gothic"/>
+          <w:rFonts w:ascii="맑은 고딕" w:eastAsia="맑은 고딕"/>
           <w:b/>
           <w:color w:val="3057B9"/>
           <w:sz w:val="30"/>
@@ -2649,7 +2649,23 @@
                 <w:color w:val="000000" w:themeColor="text1"/>
                 <w:spacing w:val="-4"/>
               </w:rPr>
-              <w:t>이미지 분석 개발)</w:t>
+              <w:t>이미지 분석</w:t>
+            </w:r>
+            <w:r>
+              <w:rPr>
+                <w:rFonts w:ascii="함초롬돋움" w:eastAsia="함초롬돋움" w:hint="eastAsia"/>
+                <w:color w:val="000000" w:themeColor="text1"/>
+                <w:spacing w:val="-4"/>
+              </w:rPr>
+              <w:t xml:space="preserve"> </w:t>
+            </w:r>
+            <w:r>
+              <w:rPr>
+                <w:rFonts w:ascii="함초롬돋움" w:eastAsia="함초롬돋움" w:hint="eastAsia"/>
+                <w:color w:val="000000" w:themeColor="text1"/>
+                <w:spacing w:val="-4"/>
+              </w:rPr>
+              <w:t>개발)</w:t>
             </w:r>
           </w:p>
         </w:tc>
@@ -4271,13 +4287,11 @@
             </w:pPr>
             <w:r>
               <w:rPr>
-                <w:rFonts w:ascii="Apple Color Emoji" w:hAnsi="Apple Color Emoji" w:cs="Apple Color Emoji"/>
-                <w:color w:val="1F1F1F"/>
-                <w:sz w:val="21"/>
-                <w:szCs w:val="21"/>
-                <w:shd w:val="clear" w:color="auto" w:fill="FFFFFF"/>
-              </w:rPr>
-              <w:t>☑</w:t>
+                <w:rFonts w:ascii="함초롬돋움"/>
+                <w:b/>
+                <w:spacing w:val="-11"/>
+              </w:rPr>
+              <w:t>□</w:t>
             </w:r>
             <w:proofErr w:type="spellStart"/>
             <w:r>
@@ -4322,30 +4336,6 @@
                 <w:spacing w:val="-4"/>
               </w:rPr>
             </w:pPr>
-            <w:r>
-              <w:rPr>
-                <w:rFonts w:ascii="함초롬돋움" w:eastAsia="함초롬돋움" w:hint="eastAsia"/>
-                <w:color w:val="000000" w:themeColor="text1"/>
-                <w:spacing w:val="-4"/>
-              </w:rPr>
-              <w:t>2026년 하반기</w:t>
-            </w:r>
-            <w:r>
-              <w:rPr>
-                <w:rFonts w:ascii="함초롬돋움" w:eastAsia="함초롬돋움"/>
-                <w:color w:val="000000" w:themeColor="text1"/>
-                <w:spacing w:val="-4"/>
-              </w:rPr>
-              <w:br/>
-            </w:r>
-            <w:r>
-              <w:rPr>
-                <w:rFonts w:ascii="함초롬돋움" w:eastAsia="함초롬돋움" w:hint="eastAsia"/>
-                <w:color w:val="000000" w:themeColor="text1"/>
-                <w:spacing w:val="-4"/>
-              </w:rPr>
-              <w:t>현장실습 참여</w:t>
-            </w:r>
           </w:p>
         </w:tc>
         <w:tc>
@@ -4366,170 +4356,88 @@
               <w:wordWrap/>
               <w:spacing w:line="240" w:lineRule="auto"/>
               <w:jc w:val="center"/>
-              <w:rPr>
-                <w:rFonts w:ascii="함초롬돋움" w:eastAsia="함초롬돋움"/>
-                <w:b/>
-                <w:color w:val="000000" w:themeColor="text1"/>
-              </w:rPr>
-            </w:pPr>
-            <w:r>
-              <w:rPr>
-                <w:rFonts w:ascii="함초롬돋움" w:eastAsia="함초롬돋움"/>
-                <w:b/>
-                <w:color w:val="000000" w:themeColor="text1"/>
-              </w:rPr>
-              <w:t>O</w:t>
-            </w:r>
-          </w:p>
-        </w:tc>
-        <w:tc>
-          <w:tcPr>
-            <w:tcW w:w="742" w:type="dxa"/>
-            <w:tcBorders>
-              <w:top w:val="single" w:sz="3" w:space="0" w:color="000000"/>
-              <w:left w:val="single" w:sz="3" w:space="0" w:color="000000"/>
-              <w:bottom w:val="single" w:sz="3" w:space="0" w:color="000000"/>
-              <w:right w:val="single" w:sz="3" w:space="0" w:color="000000"/>
-            </w:tcBorders>
-            <w:vAlign w:val="center"/>
-          </w:tcPr>
-          <w:p>
-            <w:pPr>
-              <w:pStyle w:val="a4"/>
-              <w:wordWrap/>
-              <w:spacing w:line="240" w:lineRule="auto"/>
-              <w:jc w:val="center"/>
-              <w:rPr>
-                <w:rFonts w:ascii="함초롬돋움" w:eastAsia="함초롬돋움"/>
-                <w:b/>
-                <w:color w:val="000000" w:themeColor="text1"/>
-              </w:rPr>
-            </w:pPr>
-          </w:p>
-        </w:tc>
-        <w:tc>
-          <w:tcPr>
-            <w:tcW w:w="923" w:type="dxa"/>
-            <w:gridSpan w:val="2"/>
-            <w:tcBorders>
-              <w:top w:val="single" w:sz="3" w:space="0" w:color="000000"/>
-              <w:left w:val="single" w:sz="3" w:space="0" w:color="000000"/>
-              <w:bottom w:val="single" w:sz="3" w:space="0" w:color="000000"/>
-              <w:right w:val="single" w:sz="3" w:space="0" w:color="000000"/>
-            </w:tcBorders>
-            <w:vAlign w:val="center"/>
-          </w:tcPr>
-          <w:p>
-            <w:pPr>
-              <w:pStyle w:val="a4"/>
-              <w:wordWrap/>
-              <w:spacing w:line="240" w:lineRule="auto"/>
-              <w:jc w:val="center"/>
-              <w:rPr>
-                <w:rFonts w:ascii="함초롬돋움" w:eastAsia="함초롬돋움"/>
-                <w:b/>
-                <w:color w:val="000000" w:themeColor="text1"/>
-              </w:rPr>
-            </w:pPr>
-            <w:r>
-              <w:rPr>
-                <w:rFonts w:ascii="함초롬돋움" w:eastAsia="함초롬돋움"/>
-                <w:b/>
-                <w:color w:val="000000" w:themeColor="text1"/>
-              </w:rPr>
-              <w:t>2026.</w:t>
-            </w:r>
-            <w:r>
-              <w:rPr>
-                <w:rFonts w:ascii="함초롬돋움" w:eastAsia="함초롬돋움"/>
-                <w:b/>
-                <w:color w:val="000000" w:themeColor="text1"/>
-              </w:rPr>
-              <w:t>9</w:t>
-            </w:r>
-          </w:p>
-          <w:p>
-            <w:pPr>
-              <w:pStyle w:val="a4"/>
-              <w:wordWrap/>
-              <w:spacing w:line="240" w:lineRule="auto"/>
-              <w:jc w:val="center"/>
-              <w:rPr>
-                <w:rFonts w:ascii="함초롬돋움" w:eastAsia="함초롬돋움"/>
-                <w:b/>
-                <w:color w:val="000000" w:themeColor="text1"/>
-              </w:rPr>
-            </w:pPr>
-            <w:r>
-              <w:rPr>
-                <w:rFonts w:ascii="함초롬돋움" w:eastAsia="함초롬돋움"/>
-                <w:b/>
-                <w:color w:val="000000" w:themeColor="text1"/>
-              </w:rPr>
-              <w:t>~</w:t>
-            </w:r>
-          </w:p>
-          <w:p>
-            <w:pPr>
-              <w:pStyle w:val="a4"/>
-              <w:wordWrap/>
-              <w:spacing w:line="240" w:lineRule="auto"/>
-              <w:jc w:val="center"/>
-              <w:rPr>
-                <w:rFonts w:ascii="함초롬돋움" w:eastAsia="함초롬돋움"/>
-                <w:b/>
-                <w:color w:val="000000" w:themeColor="text1"/>
-              </w:rPr>
-            </w:pPr>
-            <w:r>
-              <w:rPr>
-                <w:rFonts w:ascii="함초롬돋움" w:eastAsia="함초롬돋움"/>
-                <w:b/>
-                <w:color w:val="000000" w:themeColor="text1"/>
-              </w:rPr>
-              <w:t>2027.2</w:t>
-            </w:r>
-          </w:p>
-        </w:tc>
-        <w:tc>
-          <w:tcPr>
-            <w:tcW w:w="850" w:type="dxa"/>
-            <w:tcBorders>
-              <w:top w:val="single" w:sz="3" w:space="0" w:color="000000"/>
-              <w:left w:val="single" w:sz="3" w:space="0" w:color="000000"/>
-              <w:bottom w:val="single" w:sz="3" w:space="0" w:color="000000"/>
-              <w:right w:val="single" w:sz="3" w:space="0" w:color="000000"/>
-            </w:tcBorders>
-            <w:vAlign w:val="center"/>
-          </w:tcPr>
-          <w:p>
-            <w:pPr>
-              <w:pStyle w:val="a4"/>
-              <w:wordWrap/>
-              <w:spacing w:line="240" w:lineRule="auto"/>
-              <w:jc w:val="center"/>
-              <w:rPr>
-                <w:rFonts w:ascii="함초롬돋움" w:eastAsia="함초롬돋움"/>
-                <w:b/>
-                <w:color w:val="000000" w:themeColor="text1"/>
-              </w:rPr>
-            </w:pPr>
-            <w:r>
-              <w:rPr>
-                <w:rFonts w:ascii="함초롬돋움" w:eastAsia="함초롬돋움"/>
-                <w:b/>
-                <w:color w:val="000000" w:themeColor="text1"/>
-              </w:rPr>
-              <w:t>6</w:t>
-            </w:r>
-            <w:r>
               <w:rPr>
                 <w:rFonts w:ascii="함초롬돋움" w:eastAsia="함초롬돋움" w:hint="eastAsia"/>
                 <w:b/>
                 <w:color w:val="000000" w:themeColor="text1"/>
               </w:rPr>
-              <w:t>개월</w:t>
-            </w:r>
+            </w:pPr>
+          </w:p>
+        </w:tc>
+        <w:tc>
+          <w:tcPr>
+            <w:tcW w:w="742" w:type="dxa"/>
+            <w:tcBorders>
+              <w:top w:val="single" w:sz="3" w:space="0" w:color="000000"/>
+              <w:left w:val="single" w:sz="3" w:space="0" w:color="000000"/>
+              <w:bottom w:val="single" w:sz="3" w:space="0" w:color="000000"/>
+              <w:right w:val="single" w:sz="3" w:space="0" w:color="000000"/>
+            </w:tcBorders>
+            <w:vAlign w:val="center"/>
+          </w:tcPr>
+          <w:p>
+            <w:pPr>
+              <w:pStyle w:val="a4"/>
+              <w:wordWrap/>
+              <w:spacing w:line="240" w:lineRule="auto"/>
+              <w:jc w:val="center"/>
+              <w:rPr>
+                <w:rFonts w:ascii="함초롬돋움" w:eastAsia="함초롬돋움"/>
+                <w:b/>
+                <w:color w:val="000000" w:themeColor="text1"/>
+              </w:rPr>
+            </w:pPr>
+          </w:p>
+        </w:tc>
+        <w:tc>
+          <w:tcPr>
+            <w:tcW w:w="923" w:type="dxa"/>
+            <w:gridSpan w:val="2"/>
+            <w:tcBorders>
+              <w:top w:val="single" w:sz="3" w:space="0" w:color="000000"/>
+              <w:left w:val="single" w:sz="3" w:space="0" w:color="000000"/>
+              <w:bottom w:val="single" w:sz="3" w:space="0" w:color="000000"/>
+              <w:right w:val="single" w:sz="3" w:space="0" w:color="000000"/>
+            </w:tcBorders>
+            <w:vAlign w:val="center"/>
+          </w:tcPr>
+          <w:p>
+            <w:pPr>
+              <w:pStyle w:val="a4"/>
+              <w:wordWrap/>
+              <w:spacing w:line="240" w:lineRule="auto"/>
+              <w:jc w:val="center"/>
+              <w:rPr>
+                <w:rFonts w:ascii="함초롬돋움" w:eastAsia="함초롬돋움"/>
+                <w:b/>
+                <w:color w:val="000000" w:themeColor="text1"/>
+              </w:rPr>
+            </w:pPr>
+          </w:p>
+        </w:tc>
+        <w:tc>
+          <w:tcPr>
+            <w:tcW w:w="850" w:type="dxa"/>
+            <w:tcBorders>
+              <w:top w:val="single" w:sz="3" w:space="0" w:color="000000"/>
+              <w:left w:val="single" w:sz="3" w:space="0" w:color="000000"/>
+              <w:bottom w:val="single" w:sz="3" w:space="0" w:color="000000"/>
+              <w:right w:val="single" w:sz="3" w:space="0" w:color="000000"/>
+            </w:tcBorders>
+            <w:vAlign w:val="center"/>
+          </w:tcPr>
+          <w:p>
+            <w:pPr>
+              <w:pStyle w:val="a4"/>
+              <w:wordWrap/>
+              <w:spacing w:line="240" w:lineRule="auto"/>
+              <w:jc w:val="center"/>
+              <w:rPr>
+                <w:rFonts w:ascii="함초롬돋움" w:eastAsia="함초롬돋움"/>
+                <w:b/>
+                <w:color w:val="000000" w:themeColor="text1"/>
+              </w:rPr>
+            </w:pPr>
           </w:p>
         </w:tc>
         <w:tc>
@@ -4598,17 +4506,10 @@
               <w:spacing w:line="240" w:lineRule="auto"/>
               <w:jc w:val="center"/>
               <w:rPr>
-                <w:rFonts w:ascii="함초롬돋움" w:eastAsia="함초롬돋움"/>
+                <w:rFonts w:ascii="함초롬돋움" w:eastAsia="함초롬돋움" w:hint="eastAsia"/>
                 <w:color w:val="000000" w:themeColor="text1"/>
               </w:rPr>
             </w:pPr>
-            <w:r>
-              <w:rPr>
-                <w:rFonts w:ascii="함초롬돋움" w:eastAsia="함초롬돋움"/>
-                <w:color w:val="000000" w:themeColor="text1"/>
-              </w:rPr>
-              <w:t>O</w:t>
-            </w:r>
           </w:p>
         </w:tc>
         <w:tc>
@@ -4697,18 +4598,20 @@
             </w:pPr>
             <w:r>
               <w:rPr>
-                <w:rFonts w:ascii="함초롬돋움"/>
+                <w:rFonts w:ascii="Apple Color Emoji" w:hAnsi="Apple Color Emoji" w:cs="Apple Color Emoji"/>
+                <w:color w:val="1F1F1F"/>
+                <w:sz w:val="21"/>
+                <w:szCs w:val="21"/>
+                <w:shd w:val="clear" w:color="auto" w:fill="FFFFFF"/>
+              </w:rPr>
+              <w:t>☑</w:t>
+            </w:r>
+            <w:r>
+              <w:rPr>
+                <w:rFonts w:ascii="함초롬돋움" w:eastAsia="함초롬돋움"/>
                 <w:b/>
                 <w:spacing w:val="-11"/>
               </w:rPr>
-              <w:t>□</w:t>
-            </w:r>
-            <w:r>
-              <w:rPr>
-                <w:rFonts w:ascii="함초롬돋움" w:eastAsia="함초롬돋움"/>
-                <w:b/>
-                <w:spacing w:val="-11"/>
-              </w:rPr>
               <w:t xml:space="preserve"> 자격취득</w:t>
             </w:r>
           </w:p>
@@ -4730,34 +4633,34 @@
               <w:wordWrap/>
               <w:spacing w:line="240" w:lineRule="auto"/>
               <w:jc w:val="center"/>
+              <w:rPr>
+                <w:rFonts w:ascii="함초롬돋움" w:eastAsia="함초롬돋움"/>
+                <w:color w:val="000000" w:themeColor="text1"/>
+                <w:spacing w:val="-4"/>
+              </w:rPr>
+            </w:pPr>
+            <w:r>
               <w:rPr>
                 <w:rFonts w:ascii="함초롬돋움" w:eastAsia="함초롬돋움" w:hint="eastAsia"/>
                 <w:color w:val="000000" w:themeColor="text1"/>
                 <w:spacing w:val="-4"/>
               </w:rPr>
-            </w:pPr>
+              <w:t>토익</w:t>
+            </w:r>
+            <w:r>
+              <w:rPr>
+                <w:rFonts w:ascii="함초롬돋움" w:eastAsia="함초롬돋움"/>
+                <w:color w:val="000000" w:themeColor="text1"/>
+                <w:spacing w:val="-4"/>
+              </w:rPr>
+              <w:br/>
+            </w:r>
             <w:r>
               <w:rPr>
                 <w:rFonts w:ascii="함초롬돋움" w:eastAsia="함초롬돋움" w:hint="eastAsia"/>
                 <w:color w:val="000000" w:themeColor="text1"/>
                 <w:spacing w:val="-4"/>
               </w:rPr>
-              <w:t>토익</w:t>
-            </w:r>
-            <w:r>
-              <w:rPr>
-                <w:rFonts w:ascii="함초롬돋움" w:eastAsia="함초롬돋움"/>
-                <w:color w:val="000000" w:themeColor="text1"/>
-                <w:spacing w:val="-4"/>
-              </w:rPr>
-              <w:br/>
-            </w:r>
-            <w:r>
-              <w:rPr>
-                <w:rFonts w:ascii="함초롬돋움" w:eastAsia="함초롬돋움" w:hint="eastAsia"/>
-                <w:color w:val="000000" w:themeColor="text1"/>
-                <w:spacing w:val="-4"/>
-              </w:rPr>
               <w:t>(독학)</w:t>
             </w:r>
           </w:p>
@@ -4851,14 +4754,30 @@
                 <w:b/>
                 <w:color w:val="000000" w:themeColor="text1"/>
               </w:rPr>
-              <w:t>2026.6</w:t>
-            </w:r>
-            <w:r>
-              <w:rPr>
-                <w:rFonts w:ascii="함초롬돋움" w:eastAsia="함초롬돋움"/>
+              <w:t>202</w:t>
+            </w:r>
+            <w:r>
+              <w:rPr>
+                <w:rFonts w:ascii="함초롬돋움" w:eastAsia="함초롬돋움" w:hint="eastAsia"/>
                 <w:b/>
                 <w:color w:val="000000" w:themeColor="text1"/>
               </w:rPr>
+              <w:t>5</w:t>
+            </w:r>
+            <w:r>
+              <w:rPr>
+                <w:rFonts w:ascii="함초롬돋움" w:eastAsia="함초롬돋움"/>
+                <w:b/>
+                <w:color w:val="000000" w:themeColor="text1"/>
+              </w:rPr>
+              <w:t>.6</w:t>
+            </w:r>
+            <w:r>
+              <w:rPr>
+                <w:rFonts w:ascii="함초롬돋움" w:eastAsia="함초롬돋움"/>
+                <w:b/>
+                <w:color w:val="000000" w:themeColor="text1"/>
+              </w:rPr>
               <w:br/>
               <w:t>~</w:t>
             </w:r>
@@ -4869,7 +4788,23 @@
                 <w:color w:val="000000" w:themeColor="text1"/>
               </w:rPr>
               <w:br/>
-              <w:t>2026.8</w:t>
+              <w:t>202</w:t>
+            </w:r>
+            <w:r>
+              <w:rPr>
+                <w:rFonts w:ascii="함초롬돋움" w:eastAsia="함초롬돋움" w:hint="eastAsia"/>
+                <w:b/>
+                <w:color w:val="000000" w:themeColor="text1"/>
+              </w:rPr>
+              <w:t>5</w:t>
+            </w:r>
+            <w:r>
+              <w:rPr>
+                <w:rFonts w:ascii="함초롬돋움" w:eastAsia="함초롬돋움"/>
+                <w:b/>
+                <w:color w:val="000000" w:themeColor="text1"/>
+              </w:rPr>
+              <w:t>.8</w:t>
             </w:r>
           </w:p>
         </w:tc>
@@ -4891,7 +4826,7 @@
               <w:spacing w:line="240" w:lineRule="auto"/>
               <w:jc w:val="center"/>
               <w:rPr>
-                <w:rFonts w:ascii="함초롬돋움" w:eastAsia="함초롬돋움" w:hint="eastAsia"/>
+                <w:rFonts w:ascii="함초롬돋움" w:eastAsia="함초롬돋움"/>
                 <w:b/>
                 <w:color w:val="000000" w:themeColor="text1"/>
               </w:rPr>
@@ -5113,7 +5048,7 @@
               <w:spacing w:line="240" w:lineRule="auto"/>
               <w:jc w:val="center"/>
               <w:rPr>
-                <w:rFonts w:ascii="함초롬돋움" w:eastAsia="함초롬돋움"/>
+                <w:rFonts w:ascii="함초롬돋움" w:eastAsia="함초롬돋움" w:hint="eastAsia"/>
                 <w:spacing w:val="-4"/>
               </w:rPr>
             </w:pPr>
@@ -5613,21 +5548,21 @@
       </w:pPr>
       <w:r>
         <w:rPr>
-          <w:rFonts w:ascii="Malgun Gothic"/>
+          <w:rFonts w:ascii="맑은 고딕"/>
           <w:shd w:val="clear" w:color="000000" w:fill="auto"/>
         </w:rPr>
         <w:t xml:space="preserve">     ※</w:t>
       </w:r>
       <w:r>
         <w:rPr>
-          <w:rFonts w:ascii="Malgun Gothic" w:eastAsia="Malgun Gothic"/>
+          <w:rFonts w:ascii="맑은 고딕" w:eastAsia="맑은 고딕"/>
           <w:shd w:val="clear" w:color="000000" w:fill="auto"/>
         </w:rPr>
         <w:t xml:space="preserve"> 취업활동계획 중점영역 및 활동내용: 6페이지 설명 및 예시 내용 참조</w:t>
       </w:r>
       <w:r>
         <w:rPr>
-          <w:rFonts w:ascii="Malgun Gothic"/>
+          <w:rFonts w:ascii="맑은 고딕"/>
           <w:b/>
         </w:rPr>
         <w:t xml:space="preserve"> </w:t>
@@ -5704,7 +5639,7 @@
       </w:pPr>
       <w:r>
         <w:rPr>
-          <w:rFonts w:ascii="Malgun Gothic" w:eastAsia="Malgun Gothic"/>
+          <w:rFonts w:ascii="맑은 고딕" w:eastAsia="맑은 고딕"/>
           <w:b/>
           <w:sz w:val="30"/>
           <w:shd w:val="clear" w:color="000000" w:fill="auto"/>
@@ -5720,7 +5655,7 @@
       </w:pPr>
       <w:r>
         <w:rPr>
-          <w:rFonts w:ascii="Malgun Gothic" w:eastAsia="Malgun Gothic"/>
+          <w:rFonts w:ascii="맑은 고딕" w:eastAsia="맑은 고딕"/>
           <w:sz w:val="24"/>
         </w:rPr>
         <w:t>&lt;청년층을 위한 취업준비도 진단 구성요인 및 하위 척도 안내&gt;</w:t>
@@ -5776,7 +5711,7 @@
             </w:pPr>
             <w:r>
               <w:rPr>
-                <w:rFonts w:eastAsia="Malgun Gothic"/>
+                <w:rFonts w:eastAsia="맑은 고딕"/>
               </w:rPr>
               <w:t>구분</w:t>
             </w:r>
@@ -5800,7 +5735,7 @@
             </w:pPr>
             <w:r>
               <w:rPr>
-                <w:rFonts w:ascii="Malgun Gothic" w:eastAsia="Malgun Gothic"/>
+                <w:rFonts w:ascii="맑은 고딕" w:eastAsia="맑은 고딕"/>
               </w:rPr>
               <w:t>구성 요인</w:t>
             </w:r>
@@ -5824,7 +5759,7 @@
             </w:pPr>
             <w:r>
               <w:rPr>
-                <w:rFonts w:ascii="Malgun Gothic" w:eastAsia="Malgun Gothic"/>
+                <w:rFonts w:ascii="맑은 고딕" w:eastAsia="맑은 고딕"/>
               </w:rPr>
               <w:t>하위 척도</w:t>
             </w:r>
@@ -5848,7 +5783,7 @@
             </w:pPr>
             <w:r>
               <w:rPr>
-                <w:rFonts w:eastAsia="Malgun Gothic"/>
+                <w:rFonts w:eastAsia="맑은 고딕"/>
               </w:rPr>
               <w:t>정의</w:t>
             </w:r>
@@ -5882,7 +5817,7 @@
             </w:pPr>
             <w:r>
               <w:rPr>
-                <w:rFonts w:eastAsia="Malgun Gothic"/>
+                <w:rFonts w:eastAsia="맑은 고딕"/>
                 <w:sz w:val="16"/>
               </w:rPr>
               <w:t>취업동기</w:t>
@@ -5911,7 +5846,7 @@
             </w:pPr>
             <w:r>
               <w:rPr>
-                <w:rFonts w:eastAsia="Malgun Gothic"/>
+                <w:rFonts w:eastAsia="맑은 고딕"/>
                 <w:sz w:val="16"/>
               </w:rPr>
               <w:t>취업목표설정</w:t>
@@ -5939,7 +5874,7 @@
             </w:pPr>
             <w:r>
               <w:rPr>
-                <w:rFonts w:eastAsia="Malgun Gothic"/>
+                <w:rFonts w:eastAsia="맑은 고딕"/>
                 <w:sz w:val="16"/>
               </w:rPr>
               <w:t>자기이해</w:t>
@@ -5967,7 +5902,7 @@
             </w:pPr>
             <w:r>
               <w:rPr>
-                <w:rFonts w:ascii="Malgun Gothic" w:eastAsia="Malgun Gothic"/>
+                <w:rFonts w:ascii="맑은 고딕" w:eastAsia="맑은 고딕"/>
                 <w:sz w:val="16"/>
               </w:rPr>
               <w:t>자신의 능력, 흥미, 성격, 가치관 등의 개인 특성에 대해 이해하고 있는 정도</w:t>
@@ -6043,7 +5978,7 @@
             </w:pPr>
             <w:r>
               <w:rPr>
-                <w:rFonts w:eastAsia="Malgun Gothic"/>
+                <w:rFonts w:eastAsia="맑은 고딕"/>
                 <w:sz w:val="16"/>
               </w:rPr>
               <w:t>직업이해</w:t>
@@ -6071,7 +6006,7 @@
             </w:pPr>
             <w:r>
               <w:rPr>
-                <w:rFonts w:ascii="Malgun Gothic" w:eastAsia="Malgun Gothic"/>
+                <w:rFonts w:ascii="맑은 고딕" w:eastAsia="맑은 고딕"/>
                 <w:sz w:val="16"/>
               </w:rPr>
               <w:t xml:space="preserve">자신이 관심 있는 직업의 직무, 근무 환경, 임금 수준, 향후 전망 등에 대해 이해하고 있는 정도 </w:t>
@@ -6147,7 +6082,7 @@
             </w:pPr>
             <w:r>
               <w:rPr>
-                <w:rFonts w:eastAsia="Malgun Gothic"/>
+                <w:rFonts w:eastAsia="맑은 고딕"/>
                 <w:sz w:val="16"/>
               </w:rPr>
               <w:t>의사결정</w:t>
@@ -6175,7 +6110,7 @@
             </w:pPr>
             <w:r>
               <w:rPr>
-                <w:rFonts w:ascii="Malgun Gothic" w:eastAsia="Malgun Gothic"/>
+                <w:rFonts w:ascii="맑은 고딕" w:eastAsia="맑은 고딕"/>
                 <w:sz w:val="16"/>
               </w:rPr>
               <w:t xml:space="preserve">진로 결정 여부와 결정한 진로에 대해 확신 및 만족하는 정도 </w:t>
@@ -6231,7 +6166,7 @@
             </w:pPr>
             <w:r>
               <w:rPr>
-                <w:rFonts w:eastAsia="Malgun Gothic"/>
+                <w:rFonts w:eastAsia="맑은 고딕"/>
                 <w:sz w:val="16"/>
               </w:rPr>
               <w:t>취업태도</w:t>
@@ -6259,7 +6194,7 @@
             </w:pPr>
             <w:r>
               <w:rPr>
-                <w:rFonts w:eastAsia="Malgun Gothic"/>
+                <w:rFonts w:eastAsia="맑은 고딕"/>
                 <w:sz w:val="16"/>
               </w:rPr>
               <w:t>유연성</w:t>
@@ -6287,7 +6222,7 @@
             </w:pPr>
             <w:r>
               <w:rPr>
-                <w:rFonts w:ascii="Malgun Gothic" w:eastAsia="Malgun Gothic"/>
+                <w:rFonts w:ascii="맑은 고딕" w:eastAsia="맑은 고딕"/>
                 <w:sz w:val="16"/>
               </w:rPr>
               <w:t xml:space="preserve">직장에서 제시하는 근무조건에 얼마나 탄력적으로 맞출 수 </w:t>
@@ -6295,7 +6230,7 @@
             <w:proofErr w:type="spellStart"/>
             <w:r>
               <w:rPr>
-                <w:rFonts w:ascii="Malgun Gothic" w:eastAsia="Malgun Gothic"/>
+                <w:rFonts w:ascii="맑은 고딕" w:eastAsia="맑은 고딕"/>
                 <w:sz w:val="16"/>
               </w:rPr>
               <w:t>있는가의</w:t>
@@ -6303,7 +6238,7 @@
             <w:proofErr w:type="spellEnd"/>
             <w:r>
               <w:rPr>
-                <w:rFonts w:ascii="Malgun Gothic" w:eastAsia="Malgun Gothic"/>
+                <w:rFonts w:ascii="맑은 고딕" w:eastAsia="맑은 고딕"/>
                 <w:sz w:val="16"/>
               </w:rPr>
               <w:t xml:space="preserve"> 정도. 눈높이를 조절할 수 있는 자발적 의사</w:t>
@@ -6379,7 +6314,7 @@
             </w:pPr>
             <w:r>
               <w:rPr>
-                <w:rFonts w:eastAsia="Malgun Gothic"/>
+                <w:rFonts w:eastAsia="맑은 고딕"/>
                 <w:sz w:val="16"/>
               </w:rPr>
               <w:t>긴요도</w:t>
@@ -6407,7 +6342,7 @@
             </w:pPr>
             <w:r>
               <w:rPr>
-                <w:rFonts w:ascii="Malgun Gothic" w:eastAsia="Malgun Gothic"/>
+                <w:rFonts w:ascii="맑은 고딕" w:eastAsia="맑은 고딕"/>
                 <w:sz w:val="16"/>
               </w:rPr>
               <w:t>취업 및 직장 생활을 얼마나 절실하게 희망하고 있으며, 필요로 하고 있는지에 대한 개인적인 지각</w:t>
@@ -6483,7 +6418,7 @@
             </w:pPr>
             <w:r>
               <w:rPr>
-                <w:rFonts w:eastAsia="Malgun Gothic"/>
+                <w:rFonts w:eastAsia="맑은 고딕"/>
                 <w:sz w:val="16"/>
               </w:rPr>
               <w:t>긍정성</w:t>
@@ -6511,7 +6446,7 @@
             </w:pPr>
             <w:r>
               <w:rPr>
-                <w:rFonts w:ascii="Malgun Gothic" w:eastAsia="Malgun Gothic"/>
+                <w:rFonts w:ascii="맑은 고딕" w:eastAsia="맑은 고딕"/>
                 <w:sz w:val="16"/>
               </w:rPr>
               <w:t>취업을 포함한 다양한 결과들이 자신의 노력에 달려있다고 생각하는 정도. 적극적으로 행동함으로써 성취할 수 있다는 믿음</w:t>
@@ -6527,7 +6462,7 @@
       </w:pPr>
       <w:r>
         <w:rPr>
-          <w:rFonts w:ascii="Malgun Gothic" w:eastAsia="Malgun Gothic"/>
+          <w:rFonts w:ascii="맑은 고딕" w:eastAsia="맑은 고딕"/>
           <w:sz w:val="24"/>
         </w:rPr>
         <w:t>&lt;</w:t>
@@ -6535,7 +6470,7 @@
       <w:proofErr w:type="spellStart"/>
       <w:r>
         <w:rPr>
-          <w:rFonts w:ascii="Malgun Gothic" w:eastAsia="Malgun Gothic"/>
+          <w:rFonts w:ascii="맑은 고딕" w:eastAsia="맑은 고딕"/>
           <w:sz w:val="24"/>
         </w:rPr>
         <w:t>취업준비도검사</w:t>
@@ -6543,7 +6478,7 @@
       <w:proofErr w:type="spellEnd"/>
       <w:r>
         <w:rPr>
-          <w:rFonts w:ascii="Malgun Gothic" w:eastAsia="Malgun Gothic"/>
+          <w:rFonts w:ascii="맑은 고딕" w:eastAsia="맑은 고딕"/>
           <w:sz w:val="24"/>
         </w:rPr>
         <w:t xml:space="preserve"> 구성 안내&gt;</w:t>
@@ -6600,7 +6535,7 @@
             </w:pPr>
             <w:r>
               <w:rPr>
-                <w:rFonts w:eastAsia="Malgun Gothic"/>
+                <w:rFonts w:eastAsia="맑은 고딕"/>
               </w:rPr>
               <w:t>구분</w:t>
             </w:r>
@@ -6624,7 +6559,7 @@
             </w:pPr>
             <w:r>
               <w:rPr>
-                <w:rFonts w:eastAsia="Malgun Gothic"/>
+                <w:rFonts w:eastAsia="맑은 고딕"/>
               </w:rPr>
               <w:t>척도</w:t>
             </w:r>
@@ -6648,7 +6583,7 @@
             </w:pPr>
             <w:r>
               <w:rPr>
-                <w:rFonts w:eastAsia="Malgun Gothic"/>
+                <w:rFonts w:eastAsia="맑은 고딕"/>
               </w:rPr>
               <w:t>하위요인</w:t>
             </w:r>
@@ -6672,7 +6607,7 @@
             </w:pPr>
             <w:r>
               <w:rPr>
-                <w:rFonts w:eastAsia="Malgun Gothic"/>
+                <w:rFonts w:eastAsia="맑은 고딕"/>
               </w:rPr>
               <w:t>문항번호</w:t>
             </w:r>
@@ -6697,7 +6632,7 @@
             <w:proofErr w:type="spellStart"/>
             <w:r>
               <w:rPr>
-                <w:rFonts w:eastAsia="Malgun Gothic"/>
+                <w:rFonts w:eastAsia="맑은 고딕"/>
               </w:rPr>
               <w:t>문항수</w:t>
             </w:r>
@@ -6729,7 +6664,7 @@
             </w:pPr>
             <w:r>
               <w:rPr>
-                <w:rFonts w:eastAsia="Malgun Gothic"/>
+                <w:rFonts w:eastAsia="맑은 고딕"/>
               </w:rPr>
               <w:t>취업동기</w:t>
             </w:r>
@@ -6754,7 +6689,7 @@
             </w:pPr>
             <w:r>
               <w:rPr>
-                <w:rFonts w:eastAsia="Malgun Gothic"/>
+                <w:rFonts w:eastAsia="맑은 고딕"/>
               </w:rPr>
               <w:t>취업설정목표</w:t>
             </w:r>
@@ -6778,7 +6713,7 @@
             </w:pPr>
             <w:r>
               <w:rPr>
-                <w:rFonts w:eastAsia="Malgun Gothic"/>
+                <w:rFonts w:eastAsia="맑은 고딕"/>
               </w:rPr>
               <w:t>자기이해</w:t>
             </w:r>
@@ -6802,7 +6737,7 @@
             </w:pPr>
             <w:r>
               <w:rPr>
-                <w:rFonts w:ascii="Malgun Gothic"/>
+                <w:rFonts w:ascii="맑은 고딕"/>
               </w:rPr>
               <w:t>1 ~ 5</w:t>
             </w:r>
@@ -6826,7 +6761,7 @@
             </w:pPr>
             <w:r>
               <w:rPr>
-                <w:rFonts w:ascii="Malgun Gothic"/>
+                <w:rFonts w:ascii="맑은 고딕"/>
               </w:rPr>
               <w:t>5</w:t>
             </w:r>
@@ -6892,7 +6827,7 @@
             </w:pPr>
             <w:r>
               <w:rPr>
-                <w:rFonts w:eastAsia="Malgun Gothic"/>
+                <w:rFonts w:eastAsia="맑은 고딕"/>
               </w:rPr>
               <w:t>직업이해</w:t>
             </w:r>
@@ -6916,7 +6851,7 @@
             </w:pPr>
             <w:r>
               <w:rPr>
-                <w:rFonts w:ascii="Malgun Gothic"/>
+                <w:rFonts w:ascii="맑은 고딕"/>
               </w:rPr>
               <w:t>6 ~ 10</w:t>
             </w:r>
@@ -6940,7 +6875,7 @@
             </w:pPr>
             <w:r>
               <w:rPr>
-                <w:rFonts w:ascii="Malgun Gothic"/>
+                <w:rFonts w:ascii="맑은 고딕"/>
               </w:rPr>
               <w:t>5</w:t>
             </w:r>
@@ -7006,7 +6941,7 @@
             </w:pPr>
             <w:r>
               <w:rPr>
-                <w:rFonts w:eastAsia="Malgun Gothic"/>
+                <w:rFonts w:eastAsia="맑은 고딕"/>
               </w:rPr>
               <w:t>의사결정</w:t>
             </w:r>
@@ -7030,7 +6965,7 @@
             </w:pPr>
             <w:r>
               <w:rPr>
-                <w:rFonts w:ascii="Malgun Gothic"/>
+                <w:rFonts w:ascii="맑은 고딕"/>
               </w:rPr>
               <w:t>11 ~ 14</w:t>
             </w:r>
@@ -7054,7 +6989,7 @@
             </w:pPr>
             <w:r>
               <w:rPr>
-                <w:rFonts w:ascii="Malgun Gothic"/>
+                <w:rFonts w:ascii="맑은 고딕"/>
               </w:rPr>
               <w:t>4</w:t>
             </w:r>
@@ -7103,7 +7038,7 @@
             </w:pPr>
             <w:r>
               <w:rPr>
-                <w:rFonts w:eastAsia="Malgun Gothic"/>
+                <w:rFonts w:eastAsia="맑은 고딕"/>
               </w:rPr>
               <w:t>취업태도</w:t>
             </w:r>
@@ -7127,7 +7062,7 @@
             </w:pPr>
             <w:r>
               <w:rPr>
-                <w:rFonts w:eastAsia="Malgun Gothic"/>
+                <w:rFonts w:eastAsia="맑은 고딕"/>
               </w:rPr>
               <w:t>유연성</w:t>
             </w:r>
@@ -7151,7 +7086,7 @@
             </w:pPr>
             <w:r>
               <w:rPr>
-                <w:rFonts w:ascii="Malgun Gothic"/>
+                <w:rFonts w:ascii="맑은 고딕"/>
               </w:rPr>
               <w:t>15 ~ 19</w:t>
             </w:r>
@@ -7175,7 +7110,7 @@
             </w:pPr>
             <w:r>
               <w:rPr>
-                <w:rFonts w:ascii="Malgun Gothic"/>
+                <w:rFonts w:ascii="맑은 고딕"/>
               </w:rPr>
               <w:t>5</w:t>
             </w:r>
@@ -7241,7 +7176,7 @@
             </w:pPr>
             <w:r>
               <w:rPr>
-                <w:rFonts w:eastAsia="Malgun Gothic"/>
+                <w:rFonts w:eastAsia="맑은 고딕"/>
               </w:rPr>
               <w:t>긴요도</w:t>
             </w:r>
@@ -7265,7 +7200,7 @@
             </w:pPr>
             <w:r>
               <w:rPr>
-                <w:rFonts w:ascii="Malgun Gothic"/>
+                <w:rFonts w:ascii="맑은 고딕"/>
               </w:rPr>
               <w:t>20 ~ 24</w:t>
             </w:r>
@@ -7289,7 +7224,7 @@
             </w:pPr>
             <w:r>
               <w:rPr>
-                <w:rFonts w:ascii="Malgun Gothic"/>
+                <w:rFonts w:ascii="맑은 고딕"/>
               </w:rPr>
               <w:t>5</w:t>
             </w:r>
@@ -7355,7 +7290,7 @@
             </w:pPr>
             <w:r>
               <w:rPr>
-                <w:rFonts w:eastAsia="Malgun Gothic"/>
+                <w:rFonts w:eastAsia="맑은 고딕"/>
               </w:rPr>
               <w:t>긍정성</w:t>
             </w:r>
@@ -7379,7 +7314,7 @@
             </w:pPr>
             <w:r>
               <w:rPr>
-                <w:rFonts w:ascii="Malgun Gothic"/>
+                <w:rFonts w:ascii="맑은 고딕"/>
               </w:rPr>
               <w:t>25 ~ 28</w:t>
             </w:r>
@@ -7403,7 +7338,7 @@
             </w:pPr>
             <w:r>
               <w:rPr>
-                <w:rFonts w:ascii="Malgun Gothic"/>
+                <w:rFonts w:ascii="맑은 고딕"/>
               </w:rPr>
               <w:t>4</w:t>
             </w:r>
@@ -7416,13 +7351,13 @@
         <w:pStyle w:val="af3"/>
         <w:spacing w:line="240" w:lineRule="auto"/>
         <w:rPr>
-          <w:rFonts w:ascii="Malgun Gothic" w:eastAsia="Malgun Gothic"/>
+          <w:rFonts w:ascii="맑은 고딕" w:eastAsia="맑은 고딕"/>
           <w:sz w:val="24"/>
         </w:rPr>
       </w:pPr>
       <w:r>
         <w:rPr>
-          <w:rFonts w:ascii="Malgun Gothic" w:eastAsia="Malgun Gothic"/>
+          <w:rFonts w:ascii="맑은 고딕" w:eastAsia="맑은 고딕"/>
           <w:sz w:val="24"/>
         </w:rPr>
         <w:t xml:space="preserve">&lt;검사 진행 방법 안내&gt; </w:t>
@@ -7435,7 +7370,7 @@
       </w:pPr>
       <w:r>
         <w:rPr>
-          <w:rFonts w:ascii="Malgun Gothic" w:eastAsia="Malgun Gothic"/>
+          <w:rFonts w:ascii="맑은 고딕" w:eastAsia="맑은 고딕"/>
           <w:sz w:val="24"/>
         </w:rPr>
         <w:t xml:space="preserve">  [예 시]</w:t>
@@ -7493,7 +7428,7 @@
             </w:pPr>
             <w:r>
               <w:rPr>
-                <w:rFonts w:ascii="Malgun Gothic" w:eastAsia="Malgun Gothic"/>
+                <w:rFonts w:ascii="맑은 고딕" w:eastAsia="맑은 고딕"/>
                 <w:b/>
                 <w:shd w:val="clear" w:color="000000" w:fill="auto"/>
               </w:rPr>
@@ -7522,7 +7457,7 @@
             </w:pPr>
             <w:r>
               <w:rPr>
-                <w:rFonts w:ascii="Malgun Gothic" w:eastAsia="Malgun Gothic"/>
+                <w:rFonts w:ascii="맑은 고딕" w:eastAsia="맑은 고딕"/>
                 <w:b/>
                 <w:shd w:val="clear" w:color="000000" w:fill="auto"/>
               </w:rPr>
@@ -7551,7 +7486,7 @@
             </w:pPr>
             <w:r>
               <w:rPr>
-                <w:rFonts w:eastAsia="Malgun Gothic"/>
+                <w:rFonts w:eastAsia="맑은 고딕"/>
                 <w:b/>
                 <w:shd w:val="clear" w:color="000000" w:fill="auto"/>
               </w:rPr>
@@ -7580,7 +7515,7 @@
             </w:pPr>
             <w:r>
               <w:rPr>
-                <w:rFonts w:eastAsia="Malgun Gothic"/>
+                <w:rFonts w:eastAsia="맑은 고딕"/>
                 <w:b/>
                 <w:shd w:val="clear" w:color="000000" w:fill="auto"/>
               </w:rPr>
@@ -7609,7 +7544,7 @@
             </w:pPr>
             <w:r>
               <w:rPr>
-                <w:rFonts w:ascii="Malgun Gothic" w:eastAsia="Malgun Gothic"/>
+                <w:rFonts w:ascii="맑은 고딕" w:eastAsia="맑은 고딕"/>
                 <w:b/>
                 <w:shd w:val="clear" w:color="000000" w:fill="auto"/>
               </w:rPr>
@@ -7640,7 +7575,7 @@
               <w:spacing w:line="240" w:lineRule="auto"/>
               <w:jc w:val="center"/>
               <w:rPr>
-                <w:rFonts w:ascii="Malgun Gothic" w:eastAsia="Malgun Gothic"/>
+                <w:rFonts w:ascii="맑은 고딕" w:eastAsia="맑은 고딕"/>
                 <w:b/>
                 <w:sz w:val="6"/>
                 <w:shd w:val="clear" w:color="000000" w:fill="auto"/>
@@ -7666,7 +7601,7 @@
               <w:spacing w:line="240" w:lineRule="auto"/>
               <w:jc w:val="center"/>
               <w:rPr>
-                <w:rFonts w:ascii="Malgun Gothic" w:eastAsia="Malgun Gothic"/>
+                <w:rFonts w:ascii="맑은 고딕" w:eastAsia="맑은 고딕"/>
                 <w:b/>
                 <w:sz w:val="6"/>
                 <w:shd w:val="clear" w:color="000000" w:fill="auto"/>
@@ -7692,7 +7627,7 @@
               <w:spacing w:line="240" w:lineRule="auto"/>
               <w:jc w:val="center"/>
               <w:rPr>
-                <w:rFonts w:ascii="Malgun Gothic" w:eastAsia="Malgun Gothic"/>
+                <w:rFonts w:ascii="맑은 고딕" w:eastAsia="맑은 고딕"/>
                 <w:b/>
                 <w:sz w:val="6"/>
                 <w:shd w:val="clear" w:color="000000" w:fill="auto"/>
@@ -7718,7 +7653,7 @@
               <w:spacing w:line="240" w:lineRule="auto"/>
               <w:jc w:val="center"/>
               <w:rPr>
-                <w:rFonts w:ascii="Malgun Gothic" w:eastAsia="Malgun Gothic"/>
+                <w:rFonts w:ascii="맑은 고딕" w:eastAsia="맑은 고딕"/>
                 <w:b/>
                 <w:sz w:val="6"/>
                 <w:shd w:val="clear" w:color="000000" w:fill="auto"/>
@@ -7744,7 +7679,7 @@
               <w:spacing w:line="240" w:lineRule="auto"/>
               <w:jc w:val="center"/>
               <w:rPr>
-                <w:rFonts w:ascii="Malgun Gothic" w:eastAsia="Malgun Gothic"/>
+                <w:rFonts w:ascii="맑은 고딕" w:eastAsia="맑은 고딕"/>
                 <w:b/>
                 <w:sz w:val="6"/>
                 <w:shd w:val="clear" w:color="000000" w:fill="auto"/>
@@ -7777,7 +7712,7 @@
             </w:pPr>
             <w:r>
               <w:rPr>
-                <w:rFonts w:ascii="Malgun Gothic" w:eastAsia="Malgun Gothic"/>
+                <w:rFonts w:ascii="맑은 고딕" w:eastAsia="맑은 고딕"/>
                 <w:shd w:val="clear" w:color="000000" w:fill="auto"/>
               </w:rPr>
               <w:t xml:space="preserve">매사에 자신감 있게 임한다. </w:t>
@@ -7804,7 +7739,7 @@
             </w:pPr>
             <w:r>
               <w:rPr>
-                <w:rFonts w:ascii="Malgun Gothic"/>
+                <w:rFonts w:ascii="맑은 고딕"/>
                 <w:shd w:val="clear" w:color="000000" w:fill="auto"/>
               </w:rPr>
               <w:t>①</w:t>
@@ -7831,7 +7766,7 @@
             </w:pPr>
             <w:r>
               <w:rPr>
-                <w:rFonts w:ascii="Malgun Gothic"/>
+                <w:rFonts w:ascii="맑은 고딕"/>
                 <w:shd w:val="clear" w:color="000000" w:fill="auto"/>
               </w:rPr>
               <w:t>②</w:t>
@@ -7858,7 +7793,7 @@
             </w:pPr>
             <w:r>
               <w:rPr>
-                <w:rFonts w:ascii="Malgun Gothic"/>
+                <w:rFonts w:ascii="맑은 고딕"/>
                 <w:shd w:val="clear" w:color="000000" w:fill="auto"/>
               </w:rPr>
               <w:t>③</w:t>
@@ -7885,7 +7820,7 @@
             </w:pPr>
             <w:r>
               <w:rPr>
-                <w:rFonts w:ascii="Malgun Gothic"/>
+                <w:rFonts w:ascii="맑은 고딕"/>
                 <w:shd w:val="clear" w:color="000000" w:fill="auto"/>
               </w:rPr>
               <w:t>④</w:t>
@@ -7901,7 +7836,7 @@
       </w:pPr>
       <w:r>
         <w:rPr>
-          <w:rFonts w:ascii="Malgun Gothic" w:eastAsia="Malgun Gothic"/>
+          <w:rFonts w:ascii="맑은 고딕" w:eastAsia="맑은 고딕"/>
           <w:sz w:val="24"/>
         </w:rPr>
         <w:t>[응답 방법]</w:t>
@@ -7962,7 +7897,7 @@
             </w:pPr>
             <w:r>
               <w:rPr>
-                <w:rFonts w:ascii="Malgun Gothic" w:eastAsia="Malgun Gothic"/>
+                <w:rFonts w:ascii="맑은 고딕" w:eastAsia="맑은 고딕"/>
                 <w:b/>
                 <w:sz w:val="18"/>
                 <w:shd w:val="clear" w:color="000000" w:fill="auto"/>
@@ -7995,7 +7930,7 @@
             </w:pPr>
             <w:r>
               <w:rPr>
-                <w:rFonts w:ascii="Malgun Gothic" w:eastAsia="Malgun Gothic"/>
+                <w:rFonts w:ascii="맑은 고딕" w:eastAsia="맑은 고딕"/>
                 <w:b/>
                 <w:sz w:val="18"/>
                 <w:shd w:val="clear" w:color="000000" w:fill="auto"/>
@@ -8028,7 +7963,7 @@
             </w:pPr>
             <w:r>
               <w:rPr>
-                <w:rFonts w:eastAsia="Malgun Gothic"/>
+                <w:rFonts w:eastAsia="맑은 고딕"/>
                 <w:b/>
                 <w:sz w:val="18"/>
                 <w:shd w:val="clear" w:color="000000" w:fill="auto"/>
@@ -8061,7 +7996,7 @@
             </w:pPr>
             <w:r>
               <w:rPr>
-                <w:rFonts w:eastAsia="Malgun Gothic"/>
+                <w:rFonts w:eastAsia="맑은 고딕"/>
                 <w:b/>
                 <w:sz w:val="18"/>
                 <w:shd w:val="clear" w:color="000000" w:fill="auto"/>
@@ -8094,7 +8029,7 @@
             </w:pPr>
             <w:r>
               <w:rPr>
-                <w:rFonts w:ascii="Malgun Gothic" w:eastAsia="Malgun Gothic"/>
+                <w:rFonts w:ascii="맑은 고딕" w:eastAsia="맑은 고딕"/>
                 <w:b/>
                 <w:sz w:val="18"/>
                 <w:shd w:val="clear" w:color="000000" w:fill="auto"/>
@@ -8131,7 +8066,7 @@
             </w:pPr>
             <w:r>
               <w:rPr>
-                <w:rFonts w:ascii="Malgun Gothic" w:eastAsia="Malgun Gothic"/>
+                <w:rFonts w:ascii="맑은 고딕" w:eastAsia="맑은 고딕"/>
                 <w:b/>
                 <w:sz w:val="18"/>
                 <w:shd w:val="clear" w:color="000000" w:fill="auto"/>
@@ -8140,7 +8075,7 @@
             </w:r>
             <w:r>
               <w:rPr>
-                <w:rFonts w:ascii="Malgun Gothic" w:eastAsia="Malgun Gothic"/>
+                <w:rFonts w:ascii="맑은 고딕" w:eastAsia="맑은 고딕"/>
                 <w:sz w:val="18"/>
                 <w:shd w:val="clear" w:color="000000" w:fill="auto"/>
               </w:rPr>
@@ -8199,7 +8134,7 @@
             </w:pPr>
             <w:r>
               <w:rPr>
-                <w:rFonts w:ascii="Malgun Gothic"/>
+                <w:rFonts w:ascii="맑은 고딕"/>
                 <w:sz w:val="18"/>
                 <w:shd w:val="clear" w:color="000000" w:fill="auto"/>
               </w:rPr>
@@ -8230,7 +8165,7 @@
             </w:pPr>
             <w:r>
               <w:rPr>
-                <w:rFonts w:ascii="Malgun Gothic"/>
+                <w:rFonts w:ascii="맑은 고딕"/>
                 <w:sz w:val="18"/>
                 <w:shd w:val="clear" w:color="000000" w:fill="auto"/>
               </w:rPr>
@@ -8261,7 +8196,7 @@
             </w:pPr>
             <w:r>
               <w:rPr>
-                <w:rFonts w:ascii="Malgun Gothic"/>
+                <w:rFonts w:ascii="맑은 고딕"/>
                 <w:sz w:val="18"/>
                 <w:shd w:val="clear" w:color="000000" w:fill="auto"/>
               </w:rPr>
@@ -8297,7 +8232,7 @@
             </w:pPr>
             <w:r>
               <w:rPr>
-                <w:rFonts w:ascii="Malgun Gothic" w:eastAsia="Malgun Gothic"/>
+                <w:rFonts w:ascii="맑은 고딕" w:eastAsia="맑은 고딕"/>
                 <w:b/>
                 <w:sz w:val="18"/>
                 <w:shd w:val="clear" w:color="000000" w:fill="auto"/>
@@ -8307,7 +8242,7 @@
             <w:proofErr w:type="spellStart"/>
             <w:r>
               <w:rPr>
-                <w:rFonts w:ascii="Malgun Gothic" w:eastAsia="Malgun Gothic"/>
+                <w:rFonts w:ascii="맑은 고딕" w:eastAsia="맑은 고딕"/>
                 <w:sz w:val="18"/>
                 <w:shd w:val="clear" w:color="000000" w:fill="auto"/>
               </w:rPr>
@@ -8316,7 +8251,7 @@
             <w:proofErr w:type="spellEnd"/>
             <w:r>
               <w:rPr>
-                <w:rFonts w:ascii="Malgun Gothic" w:eastAsia="Malgun Gothic"/>
+                <w:rFonts w:ascii="맑은 고딕" w:eastAsia="맑은 고딕"/>
                 <w:sz w:val="18"/>
                 <w:shd w:val="clear" w:color="000000" w:fill="auto"/>
               </w:rPr>
@@ -8347,7 +8282,7 @@
             </w:pPr>
             <w:r>
               <w:rPr>
-                <w:rFonts w:ascii="Malgun Gothic"/>
+                <w:rFonts w:ascii="맑은 고딕"/>
                 <w:sz w:val="18"/>
                 <w:shd w:val="clear" w:color="000000" w:fill="auto"/>
               </w:rPr>
@@ -8412,7 +8347,7 @@
             </w:pPr>
             <w:r>
               <w:rPr>
-                <w:rFonts w:ascii="Malgun Gothic"/>
+                <w:rFonts w:ascii="맑은 고딕"/>
                 <w:sz w:val="18"/>
                 <w:shd w:val="clear" w:color="000000" w:fill="auto"/>
               </w:rPr>
@@ -8443,7 +8378,7 @@
             </w:pPr>
             <w:r>
               <w:rPr>
-                <w:rFonts w:ascii="Malgun Gothic"/>
+                <w:rFonts w:ascii="맑은 고딕"/>
                 <w:sz w:val="18"/>
                 <w:shd w:val="clear" w:color="000000" w:fill="auto"/>
               </w:rPr>
@@ -8479,7 +8414,7 @@
             </w:pPr>
             <w:r>
               <w:rPr>
-                <w:rFonts w:ascii="Malgun Gothic" w:eastAsia="Malgun Gothic"/>
+                <w:rFonts w:ascii="맑은 고딕" w:eastAsia="맑은 고딕"/>
                 <w:b/>
                 <w:sz w:val="18"/>
                 <w:shd w:val="clear" w:color="000000" w:fill="auto"/>
@@ -8488,7 +8423,7 @@
             </w:r>
             <w:r>
               <w:rPr>
-                <w:rFonts w:ascii="Malgun Gothic" w:eastAsia="Malgun Gothic"/>
+                <w:rFonts w:ascii="맑은 고딕" w:eastAsia="맑은 고딕"/>
                 <w:sz w:val="18"/>
                 <w:shd w:val="clear" w:color="000000" w:fill="auto"/>
               </w:rPr>
@@ -8519,7 +8454,7 @@
             </w:pPr>
             <w:r>
               <w:rPr>
-                <w:rFonts w:ascii="Malgun Gothic"/>
+                <w:rFonts w:ascii="맑은 고딕"/>
                 <w:sz w:val="18"/>
                 <w:shd w:val="clear" w:color="000000" w:fill="auto"/>
               </w:rPr>
@@ -8550,7 +8485,7 @@
             </w:pPr>
             <w:r>
               <w:rPr>
-                <w:rFonts w:ascii="Malgun Gothic"/>
+                <w:rFonts w:ascii="맑은 고딕"/>
                 <w:sz w:val="18"/>
                 <w:shd w:val="clear" w:color="000000" w:fill="auto"/>
               </w:rPr>
@@ -8615,7 +8550,7 @@
             </w:pPr>
             <w:r>
               <w:rPr>
-                <w:rFonts w:ascii="Malgun Gothic"/>
+                <w:rFonts w:ascii="맑은 고딕"/>
                 <w:sz w:val="18"/>
                 <w:shd w:val="clear" w:color="000000" w:fill="auto"/>
               </w:rPr>
@@ -8651,7 +8586,7 @@
             </w:pPr>
             <w:r>
               <w:rPr>
-                <w:rFonts w:ascii="Malgun Gothic" w:eastAsia="Malgun Gothic"/>
+                <w:rFonts w:ascii="맑은 고딕" w:eastAsia="맑은 고딕"/>
                 <w:b/>
                 <w:sz w:val="18"/>
                 <w:shd w:val="clear" w:color="000000" w:fill="auto"/>
@@ -8661,7 +8596,7 @@
             <w:proofErr w:type="spellStart"/>
             <w:r>
               <w:rPr>
-                <w:rFonts w:ascii="Malgun Gothic" w:eastAsia="Malgun Gothic"/>
+                <w:rFonts w:ascii="맑은 고딕" w:eastAsia="맑은 고딕"/>
                 <w:sz w:val="18"/>
                 <w:shd w:val="clear" w:color="000000" w:fill="auto"/>
               </w:rPr>
@@ -8670,7 +8605,7 @@
             <w:proofErr w:type="spellEnd"/>
             <w:r>
               <w:rPr>
-                <w:rFonts w:ascii="Malgun Gothic" w:eastAsia="Malgun Gothic"/>
+                <w:rFonts w:ascii="맑은 고딕" w:eastAsia="맑은 고딕"/>
                 <w:sz w:val="18"/>
                 <w:shd w:val="clear" w:color="000000" w:fill="auto"/>
               </w:rPr>
@@ -8701,7 +8636,7 @@
             </w:pPr>
             <w:r>
               <w:rPr>
-                <w:rFonts w:ascii="Malgun Gothic"/>
+                <w:rFonts w:ascii="맑은 고딕"/>
                 <w:sz w:val="18"/>
                 <w:shd w:val="clear" w:color="000000" w:fill="auto"/>
               </w:rPr>
@@ -8732,7 +8667,7 @@
             </w:pPr>
             <w:r>
               <w:rPr>
-                <w:rFonts w:ascii="Malgun Gothic"/>
+                <w:rFonts w:ascii="맑은 고딕"/>
                 <w:sz w:val="18"/>
                 <w:shd w:val="clear" w:color="000000" w:fill="auto"/>
               </w:rPr>
@@ -8763,7 +8698,7 @@
             </w:pPr>
             <w:r>
               <w:rPr>
-                <w:rFonts w:ascii="Malgun Gothic"/>
+                <w:rFonts w:ascii="맑은 고딕"/>
                 <w:sz w:val="18"/>
                 <w:shd w:val="clear" w:color="000000" w:fill="auto"/>
               </w:rPr>
@@ -8814,7 +8749,7 @@
       </w:pPr>
       <w:r>
         <w:rPr>
-          <w:rFonts w:ascii="Malgun Gothic" w:eastAsia="Malgun Gothic"/>
+          <w:rFonts w:ascii="맑은 고딕" w:eastAsia="맑은 고딕"/>
           <w:spacing w:val="-2"/>
           <w:sz w:val="24"/>
         </w:rPr>
@@ -8822,7 +8757,7 @@
       </w:r>
       <w:r>
         <w:rPr>
-          <w:rFonts w:ascii="Malgun Gothic" w:eastAsia="Malgun Gothic"/>
+          <w:rFonts w:ascii="맑은 고딕" w:eastAsia="맑은 고딕"/>
           <w:b/>
           <w:spacing w:val="-2"/>
           <w:sz w:val="24"/>
@@ -8838,7 +8773,7 @@
       <w:commentRangeStart w:id="4"/>
       <w:r>
         <w:rPr>
-          <w:rFonts w:ascii="Malgun Gothic" w:eastAsia="Malgun Gothic"/>
+          <w:rFonts w:ascii="맑은 고딕" w:eastAsia="맑은 고딕"/>
           <w:b/>
           <w:color w:val="3057B9"/>
           <w:sz w:val="30"/>
@@ -8848,7 +8783,7 @@
       </w:r>
       <w:r>
         <w:rPr>
-          <w:rFonts w:ascii="Malgun Gothic" w:eastAsia="Malgun Gothic"/>
+          <w:rFonts w:ascii="맑은 고딕" w:eastAsia="맑은 고딕"/>
           <w:b/>
           <w:color w:val="3057B9"/>
           <w:sz w:val="30"/>
@@ -8967,7 +8902,7 @@
             </w:pPr>
             <w:r>
               <w:rPr>
-                <w:rFonts w:eastAsia="Malgun Gothic"/>
+                <w:rFonts w:eastAsia="맑은 고딕"/>
                 <w:b/>
                 <w:shd w:val="clear" w:color="000000" w:fill="auto"/>
               </w:rPr>
@@ -9032,7 +8967,7 @@
             </w:pPr>
             <w:r>
               <w:rPr>
-                <w:rFonts w:ascii="Malgun Gothic" w:eastAsia="Malgun Gothic"/>
+                <w:rFonts w:ascii="맑은 고딕" w:eastAsia="맑은 고딕"/>
                 <w:b/>
                 <w:sz w:val="16"/>
                 <w:shd w:val="clear" w:color="000000" w:fill="auto"/>
@@ -9062,7 +8997,7 @@
             </w:pPr>
             <w:r>
               <w:rPr>
-                <w:rFonts w:eastAsia="Malgun Gothic"/>
+                <w:rFonts w:eastAsia="맑은 고딕"/>
                 <w:b/>
                 <w:sz w:val="16"/>
                 <w:shd w:val="clear" w:color="000000" w:fill="auto"/>
@@ -9092,7 +9027,7 @@
             </w:pPr>
             <w:r>
               <w:rPr>
-                <w:rFonts w:eastAsia="Malgun Gothic"/>
+                <w:rFonts w:eastAsia="맑은 고딕"/>
                 <w:b/>
                 <w:sz w:val="16"/>
                 <w:shd w:val="clear" w:color="000000" w:fill="auto"/>
@@ -9122,7 +9057,7 @@
             </w:pPr>
             <w:r>
               <w:rPr>
-                <w:rFonts w:ascii="Malgun Gothic" w:eastAsia="Malgun Gothic"/>
+                <w:rFonts w:ascii="맑은 고딕" w:eastAsia="맑은 고딕"/>
                 <w:b/>
                 <w:sz w:val="16"/>
                 <w:shd w:val="clear" w:color="000000" w:fill="auto"/>
@@ -9161,7 +9096,7 @@
             </w:pPr>
             <w:r>
               <w:rPr>
-                <w:rFonts w:ascii="Malgun Gothic"/>
+                <w:rFonts w:ascii="맑은 고딕"/>
                 <w:kern w:val="0"/>
                 <w:sz w:val="18"/>
                 <w:shd w:val="clear" w:color="000000" w:fill="auto"/>
@@ -9233,7 +9168,7 @@
             </w:pPr>
             <w:r>
               <w:rPr>
-                <w:rFonts w:ascii="Malgun Gothic"/>
+                <w:rFonts w:ascii="맑은 고딕"/>
                 <w:sz w:val="18"/>
                 <w:shd w:val="clear" w:color="000000" w:fill="auto"/>
               </w:rPr>
@@ -9264,7 +9199,7 @@
             </w:pPr>
             <w:r>
               <w:rPr>
-                <w:rFonts w:ascii="Malgun Gothic"/>
+                <w:rFonts w:ascii="맑은 고딕"/>
                 <w:kern w:val="0"/>
                 <w:sz w:val="18"/>
                 <w:shd w:val="clear" w:color="000000" w:fill="auto"/>
@@ -9327,7 +9262,7 @@
             </w:pPr>
             <w:r>
               <w:rPr>
-                <w:rFonts w:ascii="Malgun Gothic"/>
+                <w:rFonts w:ascii="맑은 고딕"/>
                 <w:sz w:val="18"/>
                 <w:shd w:val="clear" w:color="000000" w:fill="auto"/>
               </w:rPr>
@@ -9365,7 +9300,7 @@
             </w:pPr>
             <w:r>
               <w:rPr>
-                <w:rFonts w:ascii="Malgun Gothic"/>
+                <w:rFonts w:ascii="맑은 고딕"/>
                 <w:sz w:val="18"/>
                 <w:shd w:val="clear" w:color="000000" w:fill="auto"/>
               </w:rPr>
@@ -9436,7 +9371,7 @@
             </w:pPr>
             <w:r>
               <w:rPr>
-                <w:rFonts w:ascii="Malgun Gothic"/>
+                <w:rFonts w:ascii="맑은 고딕"/>
                 <w:sz w:val="18"/>
                 <w:shd w:val="clear" w:color="000000" w:fill="auto"/>
               </w:rPr>
@@ -9467,7 +9402,7 @@
             </w:pPr>
             <w:r>
               <w:rPr>
-                <w:rFonts w:ascii="Malgun Gothic"/>
+                <w:rFonts w:ascii="맑은 고딕"/>
                 <w:kern w:val="0"/>
                 <w:sz w:val="18"/>
                 <w:shd w:val="clear" w:color="000000" w:fill="auto"/>
@@ -9530,7 +9465,7 @@
             </w:pPr>
             <w:r>
               <w:rPr>
-                <w:rFonts w:ascii="Malgun Gothic"/>
+                <w:rFonts w:ascii="맑은 고딕"/>
                 <w:sz w:val="18"/>
                 <w:shd w:val="clear" w:color="000000" w:fill="auto"/>
               </w:rPr>
@@ -9568,7 +9503,7 @@
             </w:pPr>
             <w:r>
               <w:rPr>
-                <w:rFonts w:ascii="Malgun Gothic"/>
+                <w:rFonts w:ascii="맑은 고딕"/>
                 <w:sz w:val="18"/>
                 <w:shd w:val="clear" w:color="000000" w:fill="auto"/>
               </w:rPr>
@@ -9637,7 +9572,7 @@
             </w:pPr>
             <w:r>
               <w:rPr>
-                <w:rFonts w:ascii="Malgun Gothic"/>
+                <w:rFonts w:ascii="맑은 고딕"/>
                 <w:sz w:val="18"/>
                 <w:shd w:val="clear" w:color="000000" w:fill="auto"/>
               </w:rPr>
@@ -9668,7 +9603,7 @@
             </w:pPr>
             <w:r>
               <w:rPr>
-                <w:rFonts w:ascii="Malgun Gothic"/>
+                <w:rFonts w:ascii="맑은 고딕"/>
                 <w:sz w:val="18"/>
                 <w:shd w:val="clear" w:color="000000" w:fill="auto"/>
               </w:rPr>
@@ -9730,7 +9665,7 @@
             </w:pPr>
             <w:r>
               <w:rPr>
-                <w:rFonts w:ascii="Malgun Gothic"/>
+                <w:rFonts w:ascii="맑은 고딕"/>
                 <w:sz w:val="18"/>
                 <w:shd w:val="clear" w:color="000000" w:fill="auto"/>
               </w:rPr>
@@ -9768,7 +9703,7 @@
             </w:pPr>
             <w:r>
               <w:rPr>
-                <w:rFonts w:ascii="Malgun Gothic"/>
+                <w:rFonts w:ascii="맑은 고딕"/>
                 <w:sz w:val="18"/>
                 <w:shd w:val="clear" w:color="000000" w:fill="auto"/>
               </w:rPr>
@@ -9837,7 +9772,7 @@
             </w:pPr>
             <w:r>
               <w:rPr>
-                <w:rFonts w:ascii="Malgun Gothic"/>
+                <w:rFonts w:ascii="맑은 고딕"/>
                 <w:sz w:val="18"/>
                 <w:shd w:val="clear" w:color="000000" w:fill="auto"/>
               </w:rPr>
@@ -9868,7 +9803,7 @@
             </w:pPr>
             <w:r>
               <w:rPr>
-                <w:rFonts w:ascii="Malgun Gothic"/>
+                <w:rFonts w:ascii="맑은 고딕"/>
                 <w:sz w:val="18"/>
                 <w:shd w:val="clear" w:color="000000" w:fill="auto"/>
               </w:rPr>
@@ -9930,7 +9865,7 @@
             </w:pPr>
             <w:r>
               <w:rPr>
-                <w:rFonts w:ascii="Malgun Gothic"/>
+                <w:rFonts w:ascii="맑은 고딕"/>
                 <w:sz w:val="18"/>
                 <w:shd w:val="clear" w:color="000000" w:fill="auto"/>
               </w:rPr>
@@ -9968,7 +9903,7 @@
             </w:pPr>
             <w:r>
               <w:rPr>
-                <w:rFonts w:ascii="Malgun Gothic"/>
+                <w:rFonts w:ascii="맑은 고딕"/>
                 <w:sz w:val="18"/>
                 <w:shd w:val="clear" w:color="000000" w:fill="auto"/>
               </w:rPr>
@@ -10037,7 +9972,7 @@
             </w:pPr>
             <w:r>
               <w:rPr>
-                <w:rFonts w:ascii="Malgun Gothic"/>
+                <w:rFonts w:ascii="맑은 고딕"/>
                 <w:sz w:val="18"/>
                 <w:shd w:val="clear" w:color="000000" w:fill="auto"/>
               </w:rPr>
@@ -10068,7 +10003,7 @@
             </w:pPr>
             <w:r>
               <w:rPr>
-                <w:rFonts w:ascii="Malgun Gothic"/>
+                <w:rFonts w:ascii="맑은 고딕"/>
                 <w:sz w:val="18"/>
                 <w:shd w:val="clear" w:color="000000" w:fill="auto"/>
               </w:rPr>
@@ -10130,7 +10065,7 @@
             </w:pPr>
             <w:r>
               <w:rPr>
-                <w:rFonts w:ascii="Malgun Gothic"/>
+                <w:rFonts w:ascii="맑은 고딕"/>
                 <w:sz w:val="18"/>
                 <w:shd w:val="clear" w:color="000000" w:fill="auto"/>
               </w:rPr>
@@ -10168,7 +10103,7 @@
             </w:pPr>
             <w:r>
               <w:rPr>
-                <w:rFonts w:ascii="Malgun Gothic"/>
+                <w:rFonts w:ascii="맑은 고딕"/>
                 <w:sz w:val="18"/>
                 <w:shd w:val="clear" w:color="000000" w:fill="auto"/>
               </w:rPr>
@@ -10237,7 +10172,7 @@
             </w:pPr>
             <w:r>
               <w:rPr>
-                <w:rFonts w:ascii="Malgun Gothic"/>
+                <w:rFonts w:ascii="맑은 고딕"/>
                 <w:sz w:val="18"/>
                 <w:shd w:val="clear" w:color="000000" w:fill="auto"/>
               </w:rPr>
@@ -10268,7 +10203,7 @@
             </w:pPr>
             <w:r>
               <w:rPr>
-                <w:rFonts w:ascii="Malgun Gothic"/>
+                <w:rFonts w:ascii="맑은 고딕"/>
                 <w:sz w:val="18"/>
                 <w:shd w:val="clear" w:color="000000" w:fill="auto"/>
               </w:rPr>
@@ -10299,7 +10234,7 @@
             </w:pPr>
             <w:r>
               <w:rPr>
-                <w:rFonts w:ascii="Malgun Gothic"/>
+                <w:rFonts w:ascii="맑은 고딕"/>
                 <w:kern w:val="0"/>
                 <w:sz w:val="18"/>
                 <w:shd w:val="clear" w:color="000000" w:fill="auto"/>
@@ -10369,7 +10304,7 @@
             </w:pPr>
             <w:r>
               <w:rPr>
-                <w:rFonts w:ascii="Malgun Gothic"/>
+                <w:rFonts w:ascii="맑은 고딕"/>
                 <w:sz w:val="18"/>
                 <w:shd w:val="clear" w:color="000000" w:fill="auto"/>
               </w:rPr>
@@ -10454,7 +10389,7 @@
             </w:pPr>
             <w:r>
               <w:rPr>
-                <w:rFonts w:ascii="Malgun Gothic"/>
+                <w:rFonts w:ascii="맑은 고딕"/>
                 <w:sz w:val="18"/>
                 <w:shd w:val="clear" w:color="000000" w:fill="auto"/>
               </w:rPr>
@@ -10485,7 +10420,7 @@
             </w:pPr>
             <w:r>
               <w:rPr>
-                <w:rFonts w:ascii="Malgun Gothic"/>
+                <w:rFonts w:ascii="맑은 고딕"/>
                 <w:sz w:val="18"/>
                 <w:shd w:val="clear" w:color="000000" w:fill="auto"/>
               </w:rPr>
@@ -10516,7 +10451,7 @@
             </w:pPr>
             <w:r>
               <w:rPr>
-                <w:rFonts w:ascii="Malgun Gothic"/>
+                <w:rFonts w:ascii="맑은 고딕"/>
                 <w:kern w:val="0"/>
                 <w:sz w:val="18"/>
                 <w:shd w:val="clear" w:color="000000" w:fill="auto"/>
@@ -10586,7 +10521,7 @@
             </w:pPr>
             <w:r>
               <w:rPr>
-                <w:rFonts w:ascii="Malgun Gothic"/>
+                <w:rFonts w:ascii="맑은 고딕"/>
                 <w:sz w:val="18"/>
                 <w:shd w:val="clear" w:color="000000" w:fill="auto"/>
               </w:rPr>
@@ -10655,7 +10590,7 @@
             </w:pPr>
             <w:r>
               <w:rPr>
-                <w:rFonts w:ascii="Malgun Gothic"/>
+                <w:rFonts w:ascii="맑은 고딕"/>
                 <w:sz w:val="18"/>
                 <w:shd w:val="clear" w:color="000000" w:fill="auto"/>
               </w:rPr>
@@ -10686,7 +10621,7 @@
             </w:pPr>
             <w:r>
               <w:rPr>
-                <w:rFonts w:ascii="Malgun Gothic"/>
+                <w:rFonts w:ascii="맑은 고딕"/>
                 <w:sz w:val="18"/>
                 <w:shd w:val="clear" w:color="000000" w:fill="auto"/>
               </w:rPr>
@@ -10717,7 +10652,7 @@
             </w:pPr>
             <w:r>
               <w:rPr>
-                <w:rFonts w:ascii="Malgun Gothic"/>
+                <w:rFonts w:ascii="맑은 고딕"/>
                 <w:sz w:val="18"/>
                 <w:shd w:val="clear" w:color="000000" w:fill="auto"/>
               </w:rPr>
@@ -10786,7 +10721,7 @@
             </w:pPr>
             <w:r>
               <w:rPr>
-                <w:rFonts w:ascii="Malgun Gothic"/>
+                <w:rFonts w:ascii="맑은 고딕"/>
                 <w:sz w:val="18"/>
                 <w:shd w:val="clear" w:color="000000" w:fill="auto"/>
               </w:rPr>
@@ -10857,7 +10792,7 @@
             </w:pPr>
             <w:r>
               <w:rPr>
-                <w:rFonts w:ascii="Malgun Gothic"/>
+                <w:rFonts w:ascii="맑은 고딕"/>
                 <w:sz w:val="18"/>
                 <w:shd w:val="clear" w:color="000000" w:fill="auto"/>
               </w:rPr>
@@ -10888,7 +10823,7 @@
             </w:pPr>
             <w:r>
               <w:rPr>
-                <w:rFonts w:ascii="Malgun Gothic"/>
+                <w:rFonts w:ascii="맑은 고딕"/>
                 <w:sz w:val="18"/>
                 <w:shd w:val="clear" w:color="000000" w:fill="auto"/>
               </w:rPr>
@@ -10919,7 +10854,7 @@
             </w:pPr>
             <w:r>
               <w:rPr>
-                <w:rFonts w:ascii="Malgun Gothic"/>
+                <w:rFonts w:ascii="맑은 고딕"/>
                 <w:kern w:val="0"/>
                 <w:sz w:val="18"/>
                 <w:shd w:val="clear" w:color="000000" w:fill="auto"/>
@@ -10989,7 +10924,7 @@
             </w:pPr>
             <w:r>
               <w:rPr>
-                <w:rFonts w:ascii="Malgun Gothic" w:hint="eastAsia"/>
+                <w:rFonts w:ascii="맑은 고딕" w:hint="eastAsia"/>
                 <w:spacing w:val="282"/>
                 <w:kern w:val="0"/>
                 <w:sz w:val="18"/>
@@ -10999,7 +10934,7 @@
             </w:r>
             <w:r>
               <w:rPr>
-                <w:rFonts w:ascii="Malgun Gothic"/>
+                <w:rFonts w:ascii="맑은 고딕"/>
                 <w:kern w:val="0"/>
                 <w:sz w:val="18"/>
                 <w:shd w:val="clear" w:color="000000" w:fill="auto"/>
@@ -11032,7 +10967,7 @@
             </w:pPr>
             <w:r>
               <w:rPr>
-                <w:rFonts w:ascii="Malgun Gothic" w:eastAsia="Malgun Gothic"/>
+                <w:rFonts w:ascii="맑은 고딕" w:eastAsia="맑은 고딕"/>
                 <w:w w:val="94"/>
                 <w:sz w:val="18"/>
               </w:rPr>
@@ -11040,7 +10975,7 @@
             </w:r>
             <w:r>
               <w:rPr>
-                <w:rFonts w:ascii="Malgun Gothic" w:eastAsia="Malgun Gothic"/>
+                <w:rFonts w:ascii="맑은 고딕" w:eastAsia="맑은 고딕"/>
                 <w:spacing w:val="31"/>
                 <w:w w:val="94"/>
                 <w:sz w:val="18"/>
@@ -11072,7 +11007,7 @@
             </w:pPr>
             <w:r>
               <w:rPr>
-                <w:rFonts w:ascii="Malgun Gothic"/>
+                <w:rFonts w:ascii="맑은 고딕"/>
                 <w:sz w:val="18"/>
                 <w:shd w:val="clear" w:color="000000" w:fill="auto"/>
               </w:rPr>
@@ -11103,7 +11038,7 @@
             </w:pPr>
             <w:r>
               <w:rPr>
-                <w:rFonts w:ascii="Malgun Gothic"/>
+                <w:rFonts w:ascii="맑은 고딕"/>
                 <w:kern w:val="0"/>
                 <w:sz w:val="18"/>
                 <w:shd w:val="clear" w:color="000000" w:fill="auto"/>
@@ -11135,7 +11070,7 @@
             </w:pPr>
             <w:r>
               <w:rPr>
-                <w:rFonts w:ascii="Malgun Gothic"/>
+                <w:rFonts w:ascii="맑은 고딕"/>
                 <w:sz w:val="18"/>
                 <w:shd w:val="clear" w:color="000000" w:fill="auto"/>
               </w:rPr>
@@ -11204,7 +11139,7 @@
             </w:pPr>
             <w:r>
               <w:rPr>
-                <w:rFonts w:ascii="Malgun Gothic"/>
+                <w:rFonts w:ascii="맑은 고딕"/>
                 <w:spacing w:val="281"/>
                 <w:sz w:val="18"/>
                 <w:shd w:val="clear" w:color="000000" w:fill="auto"/>
@@ -11213,7 +11148,7 @@
             </w:r>
             <w:r>
               <w:rPr>
-                <w:rFonts w:ascii="Malgun Gothic"/>
+                <w:rFonts w:ascii="맑은 고딕"/>
                 <w:spacing w:val="1"/>
                 <w:sz w:val="18"/>
                 <w:shd w:val="clear" w:color="000000" w:fill="auto"/>
@@ -11283,7 +11218,7 @@
             </w:pPr>
             <w:r>
               <w:rPr>
-                <w:rFonts w:ascii="Malgun Gothic"/>
+                <w:rFonts w:ascii="맑은 고딕"/>
                 <w:sz w:val="18"/>
                 <w:shd w:val="clear" w:color="000000" w:fill="auto"/>
               </w:rPr>
@@ -11314,7 +11249,7 @@
             </w:pPr>
             <w:r>
               <w:rPr>
-                <w:rFonts w:ascii="Malgun Gothic"/>
+                <w:rFonts w:ascii="맑은 고딕"/>
                 <w:sz w:val="18"/>
                 <w:shd w:val="clear" w:color="000000" w:fill="auto"/>
               </w:rPr>
@@ -11345,7 +11280,7 @@
             </w:pPr>
             <w:r>
               <w:rPr>
-                <w:rFonts w:ascii="Malgun Gothic"/>
+                <w:rFonts w:ascii="맑은 고딕"/>
                 <w:sz w:val="18"/>
                 <w:shd w:val="clear" w:color="000000" w:fill="auto"/>
               </w:rPr>
@@ -11414,7 +11349,7 @@
             </w:pPr>
             <w:r>
               <w:rPr>
-                <w:rFonts w:ascii="Malgun Gothic"/>
+                <w:rFonts w:ascii="맑은 고딕"/>
                 <w:spacing w:val="281"/>
                 <w:sz w:val="18"/>
                 <w:shd w:val="clear" w:color="000000" w:fill="auto"/>
@@ -11423,7 +11358,7 @@
             </w:r>
             <w:r>
               <w:rPr>
-                <w:rFonts w:ascii="Malgun Gothic"/>
+                <w:rFonts w:ascii="맑은 고딕"/>
                 <w:spacing w:val="1"/>
                 <w:sz w:val="18"/>
                 <w:shd w:val="clear" w:color="000000" w:fill="auto"/>
@@ -11456,7 +11391,7 @@
             </w:pPr>
             <w:r>
               <w:rPr>
-                <w:rFonts w:ascii="Malgun Gothic" w:eastAsia="Malgun Gothic"/>
+                <w:rFonts w:ascii="맑은 고딕" w:eastAsia="맑은 고딕"/>
                 <w:spacing w:val="151"/>
                 <w:sz w:val="18"/>
               </w:rPr>
@@ -11464,7 +11399,7 @@
             </w:r>
             <w:r>
               <w:rPr>
-                <w:rFonts w:ascii="Malgun Gothic" w:eastAsia="Malgun Gothic"/>
+                <w:rFonts w:ascii="맑은 고딕" w:eastAsia="맑은 고딕"/>
                 <w:spacing w:val="3"/>
                 <w:sz w:val="18"/>
               </w:rPr>
@@ -11526,7 +11461,7 @@
             </w:pPr>
             <w:r>
               <w:rPr>
-                <w:rFonts w:ascii="Malgun Gothic"/>
+                <w:rFonts w:ascii="맑은 고딕"/>
                 <w:sz w:val="18"/>
                 <w:shd w:val="clear" w:color="000000" w:fill="auto"/>
               </w:rPr>
@@ -11557,7 +11492,7 @@
             </w:pPr>
             <w:r>
               <w:rPr>
-                <w:rFonts w:ascii="Malgun Gothic"/>
+                <w:rFonts w:ascii="맑은 고딕"/>
                 <w:sz w:val="18"/>
                 <w:shd w:val="clear" w:color="000000" w:fill="auto"/>
               </w:rPr>
@@ -11588,7 +11523,7 @@
             </w:pPr>
             <w:r>
               <w:rPr>
-                <w:rFonts w:ascii="Malgun Gothic"/>
+                <w:rFonts w:ascii="맑은 고딕"/>
                 <w:kern w:val="0"/>
                 <w:sz w:val="18"/>
                 <w:shd w:val="clear" w:color="000000" w:fill="auto"/>
@@ -11627,7 +11562,7 @@
             </w:pPr>
             <w:r>
               <w:rPr>
-                <w:rFonts w:ascii="Malgun Gothic"/>
+                <w:rFonts w:ascii="맑은 고딕"/>
                 <w:spacing w:val="281"/>
                 <w:sz w:val="18"/>
                 <w:shd w:val="clear" w:color="000000" w:fill="auto"/>
@@ -11636,7 +11571,7 @@
             </w:r>
             <w:r>
               <w:rPr>
-                <w:rFonts w:ascii="Malgun Gothic"/>
+                <w:rFonts w:ascii="맑은 고딕"/>
                 <w:spacing w:val="1"/>
                 <w:sz w:val="18"/>
                 <w:shd w:val="clear" w:color="000000" w:fill="auto"/>
@@ -11706,7 +11641,7 @@
             </w:pPr>
             <w:r>
               <w:rPr>
-                <w:rFonts w:ascii="Malgun Gothic"/>
+                <w:rFonts w:ascii="맑은 고딕"/>
                 <w:kern w:val="0"/>
                 <w:sz w:val="18"/>
                 <w:shd w:val="clear" w:color="000000" w:fill="auto"/>
@@ -11738,7 +11673,7 @@
             </w:pPr>
             <w:r>
               <w:rPr>
-                <w:rFonts w:ascii="Malgun Gothic"/>
+                <w:rFonts w:ascii="맑은 고딕"/>
                 <w:kern w:val="0"/>
                 <w:sz w:val="18"/>
                 <w:shd w:val="clear" w:color="000000" w:fill="auto"/>
@@ -11770,7 +11705,7 @@
             </w:pPr>
             <w:r>
               <w:rPr>
-                <w:rFonts w:ascii="Malgun Gothic"/>
+                <w:rFonts w:ascii="맑은 고딕"/>
                 <w:sz w:val="18"/>
                 <w:shd w:val="clear" w:color="000000" w:fill="auto"/>
               </w:rPr>
@@ -11839,7 +11774,7 @@
             </w:pPr>
             <w:r>
               <w:rPr>
-                <w:rFonts w:ascii="Malgun Gothic"/>
+                <w:rFonts w:ascii="맑은 고딕"/>
                 <w:spacing w:val="281"/>
                 <w:sz w:val="18"/>
                 <w:shd w:val="clear" w:color="000000" w:fill="auto"/>
@@ -11848,7 +11783,7 @@
             </w:r>
             <w:r>
               <w:rPr>
-                <w:rFonts w:ascii="Malgun Gothic"/>
+                <w:rFonts w:ascii="맑은 고딕"/>
                 <w:spacing w:val="1"/>
                 <w:sz w:val="18"/>
                 <w:shd w:val="clear" w:color="000000" w:fill="auto"/>
@@ -11918,7 +11853,7 @@
             </w:pPr>
             <w:r>
               <w:rPr>
-                <w:rFonts w:ascii="Malgun Gothic"/>
+                <w:rFonts w:ascii="맑은 고딕"/>
                 <w:sz w:val="18"/>
                 <w:shd w:val="clear" w:color="000000" w:fill="auto"/>
               </w:rPr>
@@ -11949,7 +11884,7 @@
             </w:pPr>
             <w:r>
               <w:rPr>
-                <w:rFonts w:ascii="Malgun Gothic"/>
+                <w:rFonts w:ascii="맑은 고딕"/>
                 <w:sz w:val="18"/>
                 <w:shd w:val="clear" w:color="000000" w:fill="auto"/>
               </w:rPr>
@@ -11980,7 +11915,7 @@
             </w:pPr>
             <w:r>
               <w:rPr>
-                <w:rFonts w:ascii="Malgun Gothic"/>
+                <w:rFonts w:ascii="맑은 고딕"/>
                 <w:kern w:val="0"/>
                 <w:sz w:val="18"/>
                 <w:shd w:val="clear" w:color="000000" w:fill="auto"/>
@@ -12050,7 +11985,7 @@
             </w:pPr>
             <w:r>
               <w:rPr>
-                <w:rFonts w:ascii="Malgun Gothic"/>
+                <w:rFonts w:ascii="맑은 고딕"/>
                 <w:spacing w:val="281"/>
                 <w:sz w:val="18"/>
                 <w:shd w:val="clear" w:color="000000" w:fill="auto"/>
@@ -12059,7 +11994,7 @@
             </w:r>
             <w:r>
               <w:rPr>
-                <w:rFonts w:ascii="Malgun Gothic"/>
+                <w:rFonts w:ascii="맑은 고딕"/>
                 <w:spacing w:val="1"/>
                 <w:sz w:val="18"/>
                 <w:shd w:val="clear" w:color="000000" w:fill="auto"/>
@@ -12132,7 +12067,7 @@
             </w:pPr>
             <w:r>
               <w:rPr>
-                <w:rFonts w:ascii="Malgun Gothic"/>
+                <w:rFonts w:ascii="맑은 고딕"/>
                 <w:kern w:val="0"/>
                 <w:sz w:val="18"/>
                 <w:shd w:val="clear" w:color="000000" w:fill="auto"/>
@@ -12164,7 +12099,7 @@
             </w:pPr>
             <w:r>
               <w:rPr>
-                <w:rFonts w:ascii="Malgun Gothic"/>
+                <w:rFonts w:ascii="맑은 고딕"/>
                 <w:sz w:val="18"/>
                 <w:shd w:val="clear" w:color="000000" w:fill="auto"/>
               </w:rPr>
@@ -12195,7 +12130,7 @@
             </w:pPr>
             <w:r>
               <w:rPr>
-                <w:rFonts w:ascii="Malgun Gothic"/>
+                <w:rFonts w:ascii="맑은 고딕"/>
                 <w:sz w:val="18"/>
                 <w:shd w:val="clear" w:color="000000" w:fill="auto"/>
               </w:rPr>
@@ -12343,7 +12278,7 @@
             </w:pPr>
             <w:r>
               <w:rPr>
-                <w:rFonts w:ascii="Malgun Gothic"/>
+                <w:rFonts w:ascii="맑은 고딕"/>
                 <w:sz w:val="18"/>
                 <w:shd w:val="clear" w:color="000000" w:fill="auto"/>
               </w:rPr>
@@ -12374,7 +12309,7 @@
             </w:pPr>
             <w:r>
               <w:rPr>
-                <w:rFonts w:ascii="Malgun Gothic"/>
+                <w:rFonts w:ascii="맑은 고딕"/>
                 <w:sz w:val="18"/>
                 <w:shd w:val="clear" w:color="000000" w:fill="auto"/>
               </w:rPr>
@@ -12405,7 +12340,7 @@
             </w:pPr>
             <w:r>
               <w:rPr>
-                <w:rFonts w:ascii="Malgun Gothic"/>
+                <w:rFonts w:ascii="맑은 고딕"/>
                 <w:sz w:val="18"/>
                 <w:shd w:val="clear" w:color="000000" w:fill="auto"/>
               </w:rPr>
@@ -12554,7 +12489,7 @@
             </w:pPr>
             <w:r>
               <w:rPr>
-                <w:rFonts w:ascii="Malgun Gothic"/>
+                <w:rFonts w:ascii="맑은 고딕"/>
                 <w:sz w:val="18"/>
                 <w:shd w:val="clear" w:color="000000" w:fill="auto"/>
               </w:rPr>
@@ -12585,7 +12520,7 @@
             </w:pPr>
             <w:r>
               <w:rPr>
-                <w:rFonts w:ascii="Malgun Gothic"/>
+                <w:rFonts w:ascii="맑은 고딕"/>
                 <w:sz w:val="18"/>
                 <w:shd w:val="clear" w:color="000000" w:fill="auto"/>
               </w:rPr>
@@ -12616,7 +12551,7 @@
             </w:pPr>
             <w:r>
               <w:rPr>
-                <w:rFonts w:ascii="Malgun Gothic"/>
+                <w:rFonts w:ascii="맑은 고딕"/>
                 <w:sz w:val="18"/>
                 <w:shd w:val="clear" w:color="000000" w:fill="auto"/>
               </w:rPr>
@@ -12762,7 +12697,7 @@
             </w:pPr>
             <w:r>
               <w:rPr>
-                <w:rFonts w:ascii="Malgun Gothic"/>
+                <w:rFonts w:ascii="맑은 고딕"/>
                 <w:sz w:val="18"/>
                 <w:shd w:val="clear" w:color="000000" w:fill="auto"/>
               </w:rPr>
@@ -12793,7 +12728,7 @@
             </w:pPr>
             <w:r>
               <w:rPr>
-                <w:rFonts w:ascii="Malgun Gothic"/>
+                <w:rFonts w:ascii="맑은 고딕"/>
                 <w:sz w:val="18"/>
                 <w:shd w:val="clear" w:color="000000" w:fill="auto"/>
               </w:rPr>
@@ -12824,7 +12759,7 @@
             </w:pPr>
             <w:r>
               <w:rPr>
-                <w:rFonts w:ascii="Malgun Gothic"/>
+                <w:rFonts w:ascii="맑은 고딕"/>
                 <w:sz w:val="18"/>
                 <w:shd w:val="clear" w:color="000000" w:fill="auto"/>
               </w:rPr>
@@ -12970,7 +12905,7 @@
             </w:pPr>
             <w:r>
               <w:rPr>
-                <w:rFonts w:ascii="Malgun Gothic"/>
+                <w:rFonts w:ascii="맑은 고딕"/>
                 <w:sz w:val="18"/>
                 <w:shd w:val="clear" w:color="000000" w:fill="auto"/>
               </w:rPr>
@@ -13001,7 +12936,7 @@
             </w:pPr>
             <w:r>
               <w:rPr>
-                <w:rFonts w:ascii="Malgun Gothic"/>
+                <w:rFonts w:ascii="맑은 고딕"/>
                 <w:sz w:val="18"/>
                 <w:shd w:val="clear" w:color="000000" w:fill="auto"/>
               </w:rPr>
@@ -13032,7 +12967,7 @@
             </w:pPr>
             <w:r>
               <w:rPr>
-                <w:rFonts w:ascii="Malgun Gothic"/>
+                <w:rFonts w:ascii="맑은 고딕"/>
                 <w:sz w:val="18"/>
                 <w:shd w:val="clear" w:color="000000" w:fill="auto"/>
               </w:rPr>
@@ -13178,7 +13113,7 @@
             </w:pPr>
             <w:r>
               <w:rPr>
-                <w:rFonts w:ascii="Malgun Gothic"/>
+                <w:rFonts w:ascii="맑은 고딕"/>
                 <w:sz w:val="18"/>
                 <w:shd w:val="clear" w:color="000000" w:fill="auto"/>
               </w:rPr>
@@ -13209,7 +13144,7 @@
             </w:pPr>
             <w:r>
               <w:rPr>
-                <w:rFonts w:ascii="Malgun Gothic"/>
+                <w:rFonts w:ascii="맑은 고딕"/>
                 <w:sz w:val="18"/>
                 <w:shd w:val="clear" w:color="000000" w:fill="auto"/>
               </w:rPr>
@@ -13240,7 +13175,7 @@
             </w:pPr>
             <w:r>
               <w:rPr>
-                <w:rFonts w:ascii="Malgun Gothic"/>
+                <w:rFonts w:ascii="맑은 고딕"/>
                 <w:sz w:val="18"/>
                 <w:shd w:val="clear" w:color="000000" w:fill="auto"/>
               </w:rPr>
@@ -13386,7 +13321,7 @@
             </w:pPr>
             <w:r>
               <w:rPr>
-                <w:rFonts w:ascii="Malgun Gothic"/>
+                <w:rFonts w:ascii="맑은 고딕"/>
                 <w:sz w:val="18"/>
                 <w:shd w:val="clear" w:color="000000" w:fill="auto"/>
               </w:rPr>
@@ -13417,7 +13352,7 @@
             </w:pPr>
             <w:r>
               <w:rPr>
-                <w:rFonts w:ascii="Malgun Gothic"/>
+                <w:rFonts w:ascii="맑은 고딕"/>
                 <w:sz w:val="18"/>
                 <w:shd w:val="clear" w:color="000000" w:fill="auto"/>
               </w:rPr>
@@ -13448,7 +13383,7 @@
             </w:pPr>
             <w:r>
               <w:rPr>
-                <w:rFonts w:ascii="Malgun Gothic"/>
+                <w:rFonts w:ascii="맑은 고딕"/>
                 <w:sz w:val="18"/>
                 <w:shd w:val="clear" w:color="000000" w:fill="auto"/>
               </w:rPr>
@@ -13594,7 +13529,7 @@
             </w:pPr>
             <w:r>
               <w:rPr>
-                <w:rFonts w:ascii="Malgun Gothic"/>
+                <w:rFonts w:ascii="맑은 고딕"/>
                 <w:sz w:val="18"/>
                 <w:shd w:val="clear" w:color="000000" w:fill="auto"/>
               </w:rPr>
@@ -13625,7 +13560,7 @@
             </w:pPr>
             <w:r>
               <w:rPr>
-                <w:rFonts w:ascii="Malgun Gothic"/>
+                <w:rFonts w:ascii="맑은 고딕"/>
                 <w:sz w:val="18"/>
                 <w:shd w:val="clear" w:color="000000" w:fill="auto"/>
               </w:rPr>
@@ -13656,7 +13591,7 @@
             </w:pPr>
             <w:r>
               <w:rPr>
-                <w:rFonts w:ascii="Malgun Gothic"/>
+                <w:rFonts w:ascii="맑은 고딕"/>
                 <w:sz w:val="18"/>
                 <w:shd w:val="clear" w:color="000000" w:fill="auto"/>
               </w:rPr>
@@ -13802,7 +13737,7 @@
             </w:pPr>
             <w:r>
               <w:rPr>
-                <w:rFonts w:ascii="Malgun Gothic"/>
+                <w:rFonts w:ascii="맑은 고딕"/>
                 <w:sz w:val="18"/>
                 <w:shd w:val="clear" w:color="000000" w:fill="auto"/>
               </w:rPr>
@@ -13833,7 +13768,7 @@
             </w:pPr>
             <w:r>
               <w:rPr>
-                <w:rFonts w:ascii="Malgun Gothic"/>
+                <w:rFonts w:ascii="맑은 고딕"/>
                 <w:sz w:val="18"/>
                 <w:shd w:val="clear" w:color="000000" w:fill="auto"/>
               </w:rPr>
@@ -13864,7 +13799,7 @@
             </w:pPr>
             <w:r>
               <w:rPr>
-                <w:rFonts w:ascii="Malgun Gothic"/>
+                <w:rFonts w:ascii="맑은 고딕"/>
                 <w:sz w:val="18"/>
                 <w:shd w:val="clear" w:color="000000" w:fill="auto"/>
               </w:rPr>
@@ -14010,7 +13945,7 @@
             </w:pPr>
             <w:r>
               <w:rPr>
-                <w:rFonts w:ascii="Malgun Gothic"/>
+                <w:rFonts w:ascii="맑은 고딕"/>
                 <w:sz w:val="18"/>
                 <w:shd w:val="clear" w:color="000000" w:fill="auto"/>
               </w:rPr>
@@ -14041,7 +13976,7 @@
             </w:pPr>
             <w:r>
               <w:rPr>
-                <w:rFonts w:ascii="Malgun Gothic"/>
+                <w:rFonts w:ascii="맑은 고딕"/>
                 <w:sz w:val="18"/>
                 <w:shd w:val="clear" w:color="000000" w:fill="auto"/>
               </w:rPr>
@@ -14072,7 +14007,7 @@
             </w:pPr>
             <w:r>
               <w:rPr>
-                <w:rFonts w:ascii="Malgun Gothic"/>
+                <w:rFonts w:ascii="맑은 고딕"/>
                 <w:sz w:val="18"/>
                 <w:shd w:val="clear" w:color="000000" w:fill="auto"/>
               </w:rPr>
@@ -14218,7 +14153,7 @@
             </w:pPr>
             <w:r>
               <w:rPr>
-                <w:rFonts w:ascii="Malgun Gothic"/>
+                <w:rFonts w:ascii="맑은 고딕"/>
                 <w:sz w:val="18"/>
                 <w:shd w:val="clear" w:color="000000" w:fill="auto"/>
               </w:rPr>
@@ -14249,7 +14184,7 @@
             </w:pPr>
             <w:r>
               <w:rPr>
-                <w:rFonts w:ascii="Malgun Gothic"/>
+                <w:rFonts w:ascii="맑은 고딕"/>
                 <w:sz w:val="18"/>
                 <w:shd w:val="clear" w:color="000000" w:fill="auto"/>
               </w:rPr>
@@ -14280,7 +14215,7 @@
             </w:pPr>
             <w:r>
               <w:rPr>
-                <w:rFonts w:ascii="Malgun Gothic"/>
+                <w:rFonts w:ascii="맑은 고딕"/>
                 <w:sz w:val="18"/>
                 <w:shd w:val="clear" w:color="000000" w:fill="auto"/>
               </w:rPr>
@@ -14426,7 +14361,7 @@
             </w:pPr>
             <w:r>
               <w:rPr>
-                <w:rFonts w:ascii="Malgun Gothic"/>
+                <w:rFonts w:ascii="맑은 고딕"/>
                 <w:sz w:val="18"/>
                 <w:shd w:val="clear" w:color="000000" w:fill="auto"/>
               </w:rPr>
@@ -14457,7 +14392,7 @@
             </w:pPr>
             <w:r>
               <w:rPr>
-                <w:rFonts w:ascii="Malgun Gothic"/>
+                <w:rFonts w:ascii="맑은 고딕"/>
                 <w:sz w:val="18"/>
                 <w:shd w:val="clear" w:color="000000" w:fill="auto"/>
               </w:rPr>
@@ -14488,7 +14423,7 @@
             </w:pPr>
             <w:r>
               <w:rPr>
-                <w:rFonts w:ascii="Malgun Gothic"/>
+                <w:rFonts w:ascii="맑은 고딕"/>
                 <w:sz w:val="18"/>
                 <w:shd w:val="clear" w:color="000000" w:fill="auto"/>
               </w:rPr>
@@ -14634,7 +14569,7 @@
             </w:pPr>
             <w:r>
               <w:rPr>
-                <w:rFonts w:ascii="Malgun Gothic"/>
+                <w:rFonts w:ascii="맑은 고딕"/>
                 <w:sz w:val="18"/>
                 <w:shd w:val="clear" w:color="000000" w:fill="auto"/>
               </w:rPr>
@@ -14665,7 +14600,7 @@
             </w:pPr>
             <w:r>
               <w:rPr>
-                <w:rFonts w:ascii="Malgun Gothic"/>
+                <w:rFonts w:ascii="맑은 고딕"/>
                 <w:sz w:val="18"/>
                 <w:shd w:val="clear" w:color="000000" w:fill="auto"/>
               </w:rPr>
@@ -14696,7 +14631,7 @@
             </w:pPr>
             <w:r>
               <w:rPr>
-                <w:rFonts w:ascii="Malgun Gothic"/>
+                <w:rFonts w:ascii="맑은 고딕"/>
                 <w:sz w:val="18"/>
                 <w:shd w:val="clear" w:color="000000" w:fill="auto"/>
               </w:rPr>
@@ -14844,7 +14779,7 @@
             </w:pPr>
             <w:r>
               <w:rPr>
-                <w:rFonts w:ascii="Malgun Gothic"/>
+                <w:rFonts w:ascii="맑은 고딕"/>
                 <w:sz w:val="18"/>
                 <w:shd w:val="clear" w:color="000000" w:fill="auto"/>
               </w:rPr>
@@ -14875,7 +14810,7 @@
             </w:pPr>
             <w:r>
               <w:rPr>
-                <w:rFonts w:ascii="Malgun Gothic"/>
+                <w:rFonts w:ascii="맑은 고딕"/>
                 <w:sz w:val="18"/>
                 <w:shd w:val="clear" w:color="000000" w:fill="auto"/>
               </w:rPr>
@@ -14906,7 +14841,7 @@
             </w:pPr>
             <w:r>
               <w:rPr>
-                <w:rFonts w:ascii="Malgun Gothic"/>
+                <w:rFonts w:ascii="맑은 고딕"/>
                 <w:sz w:val="18"/>
                 <w:shd w:val="clear" w:color="000000" w:fill="auto"/>
               </w:rPr>
@@ -15050,7 +14985,7 @@
               <w:wordWrap/>
               <w:spacing w:line="240" w:lineRule="auto"/>
               <w:rPr>
-                <w:rFonts w:ascii="Malgun Gothic" w:eastAsia="Malgun Gothic"/>
+                <w:rFonts w:ascii="맑은 고딕" w:eastAsia="맑은 고딕"/>
                 <w:b/>
                 <w:sz w:val="18"/>
                 <w:shd w:val="clear" w:color="000000" w:fill="auto"/>
@@ -15058,7 +14993,7 @@
             </w:pPr>
             <w:r>
               <w:rPr>
-                <w:rFonts w:ascii="Malgun Gothic" w:eastAsia="Malgun Gothic" w:hint="eastAsia"/>
+                <w:rFonts w:ascii="맑은 고딕" w:eastAsia="맑은 고딕" w:hint="eastAsia"/>
                 <w:b/>
                 <w:spacing w:val="1442"/>
                 <w:kern w:val="0"/>
@@ -15069,7 +15004,7 @@
             </w:r>
             <w:r>
               <w:rPr>
-                <w:rFonts w:ascii="Malgun Gothic" w:eastAsia="Malgun Gothic" w:hint="eastAsia"/>
+                <w:rFonts w:ascii="맑은 고딕" w:eastAsia="맑은 고딕" w:hint="eastAsia"/>
                 <w:b/>
                 <w:spacing w:val="1442"/>
                 <w:sz w:val="18"/>
@@ -15079,7 +15014,7 @@
             </w:r>
             <w:r>
               <w:rPr>
-                <w:rFonts w:ascii="Malgun Gothic" w:eastAsia="Malgun Gothic" w:hint="eastAsia"/>
+                <w:rFonts w:ascii="맑은 고딕" w:eastAsia="맑은 고딕" w:hint="eastAsia"/>
                 <w:b/>
                 <w:spacing w:val="1"/>
                 <w:sz w:val="18"/>
@@ -15099,7 +15034,7 @@
       </w:pPr>
       <w:r>
         <w:rPr>
-          <w:rFonts w:ascii="Malgun Gothic"/>
+          <w:rFonts w:ascii="맑은 고딕"/>
           <w:b/>
           <w:color w:val="3057B9"/>
           <w:sz w:val="30"/>
@@ -15111,7 +15046,7 @@
       <w:commentRangeStart w:id="5"/>
       <w:r>
         <w:rPr>
-          <w:rFonts w:ascii="Malgun Gothic" w:eastAsia="Malgun Gothic"/>
+          <w:rFonts w:ascii="맑은 고딕" w:eastAsia="맑은 고딕"/>
           <w:b/>
           <w:color w:val="3057B9"/>
           <w:sz w:val="30"/>
@@ -15121,7 +15056,7 @@
       </w:r>
       <w:r>
         <w:rPr>
-          <w:rFonts w:ascii="Malgun Gothic" w:eastAsia="Malgun Gothic"/>
+          <w:rFonts w:ascii="맑은 고딕" w:eastAsia="맑은 고딕"/>
           <w:b/>
           <w:color w:val="3057B9"/>
           <w:sz w:val="30"/>
@@ -17362,7 +17297,7 @@
         <w:spacing w:before="200" w:line="336" w:lineRule="auto"/>
         <w:ind w:left="750" w:hanging="750"/>
         <w:rPr>
-          <w:rFonts w:ascii="Malgun Gothic" w:eastAsia="Malgun Gothic"/>
+          <w:rFonts w:ascii="맑은 고딕" w:eastAsia="맑은 고딕"/>
           <w:b/>
           <w:sz w:val="30"/>
           <w:shd w:val="clear" w:color="000000" w:fill="auto"/>
@@ -17375,7 +17310,7 @@
         <w:spacing w:before="200" w:line="336" w:lineRule="auto"/>
         <w:ind w:left="750" w:hanging="750"/>
         <w:rPr>
-          <w:rFonts w:ascii="Malgun Gothic" w:eastAsia="Malgun Gothic"/>
+          <w:rFonts w:ascii="맑은 고딕" w:eastAsia="맑은 고딕"/>
           <w:b/>
           <w:sz w:val="30"/>
           <w:shd w:val="clear" w:color="000000" w:fill="auto"/>
@@ -17390,7 +17325,7 @@
       </w:pPr>
       <w:r>
         <w:rPr>
-          <w:rFonts w:ascii="Malgun Gothic" w:eastAsia="Malgun Gothic"/>
+          <w:rFonts w:ascii="맑은 고딕" w:eastAsia="맑은 고딕"/>
           <w:b/>
           <w:color w:val="3057B9"/>
           <w:sz w:val="30"/>
@@ -17406,7 +17341,7 @@
       </w:pPr>
       <w:r>
         <w:rPr>
-          <w:rFonts w:ascii="Malgun Gothic" w:eastAsia="Malgun Gothic"/>
+          <w:rFonts w:ascii="맑은 고딕" w:eastAsia="맑은 고딕"/>
           <w:b/>
           <w:sz w:val="24"/>
         </w:rPr>
@@ -17529,7 +17464,7 @@
             </w:pPr>
             <w:r>
               <w:rPr>
-                <w:rFonts w:eastAsia="Malgun Gothic"/>
+                <w:rFonts w:eastAsia="맑은 고딕"/>
                 <w:shd w:val="clear" w:color="000000" w:fill="auto"/>
               </w:rPr>
               <w:t>자기주도형</w:t>
@@ -17555,7 +17490,7 @@
             </w:pPr>
             <w:r>
               <w:rPr>
-                <w:rFonts w:ascii="Malgun Gothic"/>
+                <w:rFonts w:ascii="맑은 고딕"/>
                 <w:b/>
                 <w:shd w:val="clear" w:color="000000" w:fill="auto"/>
               </w:rPr>
@@ -17563,7 +17498,7 @@
             </w:r>
             <w:r>
               <w:rPr>
-                <w:rFonts w:ascii="Malgun Gothic"/>
+                <w:rFonts w:ascii="맑은 고딕"/>
                 <w:shd w:val="clear" w:color="000000" w:fill="auto"/>
               </w:rPr>
               <w:t>(Behavior)</w:t>
@@ -17642,7 +17577,7 @@
             </w:pPr>
             <w:r>
               <w:rPr>
-                <w:rFonts w:ascii="Malgun Gothic" w:eastAsia="Malgun Gothic"/>
+                <w:rFonts w:ascii="맑은 고딕" w:eastAsia="맑은 고딕"/>
                 <w:shd w:val="clear" w:color="000000" w:fill="auto"/>
               </w:rPr>
               <w:t>취업의지강화 서비스 참여형</w:t>
@@ -17668,7 +17603,7 @@
             </w:pPr>
             <w:r>
               <w:rPr>
-                <w:rFonts w:ascii="Malgun Gothic"/>
+                <w:rFonts w:ascii="맑은 고딕"/>
                 <w:b/>
                 <w:shd w:val="clear" w:color="000000" w:fill="auto"/>
               </w:rPr>
@@ -17676,7 +17611,7 @@
             </w:r>
             <w:r>
               <w:rPr>
-                <w:rFonts w:ascii="Malgun Gothic"/>
+                <w:rFonts w:ascii="맑은 고딕"/>
                 <w:shd w:val="clear" w:color="000000" w:fill="auto"/>
               </w:rPr>
               <w:t>(Expression)</w:t>
@@ -17755,7 +17690,7 @@
             </w:pPr>
             <w:r>
               <w:rPr>
-                <w:rFonts w:ascii="Malgun Gothic" w:eastAsia="Malgun Gothic"/>
+                <w:rFonts w:ascii="맑은 고딕" w:eastAsia="맑은 고딕"/>
                 <w:shd w:val="clear" w:color="000000" w:fill="auto"/>
               </w:rPr>
               <w:t>취업능력강화 서비스 참여형</w:t>
@@ -17781,7 +17716,7 @@
             </w:pPr>
             <w:r>
               <w:rPr>
-                <w:rFonts w:ascii="Malgun Gothic"/>
+                <w:rFonts w:ascii="맑은 고딕"/>
                 <w:b/>
                 <w:shd w:val="clear" w:color="000000" w:fill="auto"/>
               </w:rPr>
@@ -17789,7 +17724,7 @@
             </w:r>
             <w:r>
               <w:rPr>
-                <w:rFonts w:ascii="Malgun Gothic"/>
+                <w:rFonts w:ascii="맑은 고딕"/>
                 <w:shd w:val="clear" w:color="000000" w:fill="auto"/>
               </w:rPr>
               <w:t>(Strategy)</w:t>
@@ -17880,7 +17815,7 @@
             </w:pPr>
             <w:r>
               <w:rPr>
-                <w:rFonts w:ascii="Malgun Gothic" w:eastAsia="Malgun Gothic"/>
+                <w:rFonts w:ascii="맑은 고딕" w:eastAsia="맑은 고딕"/>
                 <w:shd w:val="clear" w:color="000000" w:fill="auto"/>
               </w:rPr>
               <w:t>복합 서비스 참여형</w:t>
@@ -17906,7 +17841,7 @@
             </w:pPr>
             <w:r>
               <w:rPr>
-                <w:rFonts w:ascii="Malgun Gothic"/>
+                <w:rFonts w:ascii="맑은 고딕"/>
                 <w:b/>
                 <w:shd w:val="clear" w:color="000000" w:fill="auto"/>
               </w:rPr>
@@ -17914,7 +17849,7 @@
             </w:r>
             <w:r>
               <w:rPr>
-                <w:rFonts w:ascii="Malgun Gothic"/>
+                <w:rFonts w:ascii="맑은 고딕"/>
                 <w:shd w:val="clear" w:color="000000" w:fill="auto"/>
               </w:rPr>
               <w:t>(Training)</w:t>
@@ -17993,7 +17928,7 @@
       </w:pPr>
       <w:r>
         <w:rPr>
-          <w:rFonts w:ascii="Malgun Gothic"/>
+          <w:rFonts w:ascii="맑은 고딕"/>
           <w:b/>
           <w:color w:val="3057B9"/>
           <w:sz w:val="24"/>
@@ -18003,7 +17938,7 @@
       <w:commentRangeStart w:id="6"/>
       <w:r>
         <w:rPr>
-          <w:rFonts w:ascii="Malgun Gothic" w:eastAsia="Malgun Gothic"/>
+          <w:rFonts w:ascii="맑은 고딕" w:eastAsia="맑은 고딕"/>
           <w:b/>
           <w:color w:val="3057B9"/>
           <w:sz w:val="24"/>
@@ -18012,7 +17947,7 @@
       </w:r>
       <w:r>
         <w:rPr>
-          <w:rFonts w:ascii="Malgun Gothic" w:eastAsia="Malgun Gothic"/>
+          <w:rFonts w:ascii="맑은 고딕" w:eastAsia="맑은 고딕"/>
           <w:b/>
           <w:color w:val="3057B9"/>
           <w:sz w:val="24"/>
@@ -18282,7 +18217,7 @@
             </w:pPr>
             <w:r>
               <w:rPr>
-                <w:rFonts w:ascii="Malgun Gothic"/>
+                <w:rFonts w:ascii="맑은 고딕"/>
                 <w:b/>
                 <w:shd w:val="clear" w:color="000000" w:fill="auto"/>
               </w:rPr>
@@ -18290,7 +18225,7 @@
             </w:r>
             <w:r>
               <w:rPr>
-                <w:rFonts w:ascii="Malgun Gothic"/>
+                <w:rFonts w:ascii="맑은 고딕"/>
                 <w:shd w:val="clear" w:color="000000" w:fill="auto"/>
               </w:rPr>
               <w:t>(Behavior)</w:t>
@@ -18426,7 +18361,7 @@
             </w:pPr>
             <w:r>
               <w:rPr>
-                <w:rFonts w:ascii="Malgun Gothic"/>
+                <w:rFonts w:ascii="맑은 고딕"/>
                 <w:b/>
                 <w:shd w:val="clear" w:color="000000" w:fill="auto"/>
               </w:rPr>
@@ -18434,7 +18369,7 @@
             </w:r>
             <w:r>
               <w:rPr>
-                <w:rFonts w:ascii="Malgun Gothic"/>
+                <w:rFonts w:ascii="맑은 고딕"/>
                 <w:shd w:val="clear" w:color="000000" w:fill="auto"/>
               </w:rPr>
               <w:t>(Expression)</w:t>
@@ -18563,7 +18498,7 @@
             </w:pPr>
             <w:r>
               <w:rPr>
-                <w:rFonts w:ascii="Malgun Gothic"/>
+                <w:rFonts w:ascii="맑은 고딕"/>
                 <w:b/>
                 <w:shd w:val="clear" w:color="000000" w:fill="auto"/>
               </w:rPr>
@@ -18571,7 +18506,7 @@
             </w:r>
             <w:r>
               <w:rPr>
-                <w:rFonts w:ascii="Malgun Gothic"/>
+                <w:rFonts w:ascii="맑은 고딕"/>
                 <w:shd w:val="clear" w:color="000000" w:fill="auto"/>
               </w:rPr>
               <w:t>(Strategy)</w:t>
@@ -18700,7 +18635,7 @@
             </w:pPr>
             <w:r>
               <w:rPr>
-                <w:rFonts w:ascii="Malgun Gothic"/>
+                <w:rFonts w:ascii="맑은 고딕"/>
                 <w:b/>
                 <w:shd w:val="clear" w:color="000000" w:fill="auto"/>
               </w:rPr>
@@ -18708,7 +18643,7 @@
             </w:r>
             <w:r>
               <w:rPr>
-                <w:rFonts w:ascii="Malgun Gothic"/>
+                <w:rFonts w:ascii="맑은 고딕"/>
                 <w:shd w:val="clear" w:color="000000" w:fill="auto"/>
               </w:rPr>
               <w:t>(Training)</w:t>
@@ -18795,14 +18730,14 @@
         <w:wordWrap/>
         <w:jc w:val="right"/>
         <w:rPr>
-          <w:rFonts w:ascii="Malgun Gothic"/>
+          <w:rFonts w:ascii="맑은 고딕"/>
           <w:b/>
           <w:sz w:val="22"/>
         </w:rPr>
       </w:pPr>
       <w:r>
         <w:rPr>
-          <w:rFonts w:ascii="Malgun Gothic"/>
+          <w:rFonts w:ascii="맑은 고딕"/>
           <w:b/>
           <w:sz w:val="22"/>
         </w:rPr>
@@ -18810,7 +18745,7 @@
       </w:r>
       <w:r>
         <w:rPr>
-          <w:rFonts w:ascii="Malgun Gothic" w:hint="eastAsia"/>
+          <w:rFonts w:ascii="맑은 고딕" w:hint="eastAsia"/>
           <w:b/>
           <w:sz w:val="22"/>
         </w:rPr>
@@ -18818,7 +18753,7 @@
       </w:r>
       <w:r>
         <w:rPr>
-          <w:rFonts w:ascii="Malgun Gothic" w:hint="eastAsia"/>
+          <w:rFonts w:ascii="맑은 고딕" w:hint="eastAsia"/>
           <w:b/>
           <w:sz w:val="22"/>
         </w:rPr>
@@ -18826,7 +18761,7 @@
       </w:r>
       <w:r>
         <w:rPr>
-          <w:rFonts w:ascii="Malgun Gothic" w:hint="eastAsia"/>
+          <w:rFonts w:ascii="맑은 고딕" w:hint="eastAsia"/>
           <w:b/>
           <w:sz w:val="22"/>
         </w:rPr>
@@ -18834,7 +18769,7 @@
       </w:r>
       <w:r>
         <w:rPr>
-          <w:rFonts w:ascii="Malgun Gothic" w:hint="eastAsia"/>
+          <w:rFonts w:ascii="맑은 고딕" w:hint="eastAsia"/>
           <w:b/>
           <w:sz w:val="22"/>
         </w:rPr>
@@ -18842,7 +18777,7 @@
       </w:r>
       <w:r>
         <w:rPr>
-          <w:rFonts w:ascii="Malgun Gothic" w:hint="eastAsia"/>
+          <w:rFonts w:ascii="맑은 고딕" w:hint="eastAsia"/>
           <w:b/>
           <w:sz w:val="22"/>
         </w:rPr>
@@ -18850,7 +18785,7 @@
       </w:r>
       <w:r>
         <w:rPr>
-          <w:rFonts w:ascii="Malgun Gothic" w:hint="eastAsia"/>
+          <w:rFonts w:ascii="맑은 고딕" w:hint="eastAsia"/>
           <w:b/>
           <w:sz w:val="22"/>
         </w:rPr>
@@ -18858,7 +18793,7 @@
       </w:r>
       <w:r>
         <w:rPr>
-          <w:rFonts w:ascii="Malgun Gothic"/>
+          <w:rFonts w:ascii="맑은 고딕"/>
           <w:b/>
           <w:sz w:val="22"/>
         </w:rPr>
@@ -18873,7 +18808,7 @@
       </w:pPr>
       <w:r>
         <w:rPr>
-          <w:rFonts w:ascii="Malgun Gothic"/>
+          <w:rFonts w:ascii="맑은 고딕"/>
           <w:b/>
           <w:sz w:val="22"/>
         </w:rPr>
@@ -18882,7 +18817,7 @@
       </w:r>
       <w:r>
         <w:rPr>
-          <w:rFonts w:ascii="Malgun Gothic" w:eastAsia="Malgun Gothic"/>
+          <w:rFonts w:ascii="맑은 고딕" w:eastAsia="맑은 고딕"/>
           <w:b/>
           <w:sz w:val="22"/>
         </w:rPr>
@@ -19132,18 +19067,20 @@
             </w:pPr>
             <w:r>
               <w:rPr>
-                <w:rFonts w:ascii="함초롬돋움"/>
+                <w:rFonts w:ascii="Apple Color Emoji" w:hAnsi="Apple Color Emoji" w:cs="Apple Color Emoji"/>
+                <w:color w:val="1F1F1F"/>
+                <w:sz w:val="21"/>
+                <w:szCs w:val="21"/>
+                <w:shd w:val="clear" w:color="auto" w:fill="FFFFFF"/>
+              </w:rPr>
+              <w:t>☑</w:t>
+            </w:r>
+            <w:r>
+              <w:rPr>
+                <w:rFonts w:ascii="함초롬돋움" w:eastAsia="함초롬돋움"/>
                 <w:b/>
                 <w:spacing w:val="-11"/>
               </w:rPr>
-              <w:t>□</w:t>
-            </w:r>
-            <w:r>
-              <w:rPr>
-                <w:rFonts w:ascii="함초롬돋움" w:eastAsia="함초롬돋움"/>
-                <w:b/>
-                <w:spacing w:val="-11"/>
-              </w:rPr>
               <w:t xml:space="preserve"> 취업역량</w:t>
             </w:r>
           </w:p>
@@ -19164,13 +19101,37 @@
               <w:pStyle w:val="a4"/>
               <w:wordWrap/>
               <w:jc w:val="center"/>
+              <w:rPr>
+                <w:rFonts w:hint="eastAsia"/>
+              </w:rPr>
             </w:pPr>
             <w:r>
               <w:rPr>
                 <w:rFonts w:ascii="함초롬돋움" w:eastAsia="함초롬돋움"/>
                 <w:spacing w:val="-4"/>
               </w:rPr>
-              <w:t>취업역량(서류 작성, 면접 등) 향상을 목적으로 하는 교육 및 상담, 컨설팅 등(온라인/대면 등)</w:t>
+              <w:t>취업역량(</w:t>
+            </w:r>
+            <w:r>
+              <w:rPr>
+                <w:rFonts w:ascii="함초롬돋움" w:eastAsia="함초롬돋움" w:hint="eastAsia"/>
+                <w:spacing w:val="-4"/>
+              </w:rPr>
+              <w:t>포트폴리오</w:t>
+            </w:r>
+            <w:r>
+              <w:rPr>
+                <w:rFonts w:ascii="함초롬돋움" w:eastAsia="함초롬돋움"/>
+                <w:spacing w:val="-4"/>
+              </w:rPr>
+              <w:t xml:space="preserve"> 등) 향상을 목적으로 하는 </w:t>
+            </w:r>
+            <w:r>
+              <w:rPr>
+                <w:rFonts w:ascii="함초롬돋움" w:eastAsia="함초롬돋움" w:hint="eastAsia"/>
+                <w:spacing w:val="-4"/>
+              </w:rPr>
+              <w:t>학술동아리 활동</w:t>
             </w:r>
           </w:p>
         </w:tc>
@@ -19190,12 +19151,73 @@
               <w:pStyle w:val="a4"/>
               <w:wordWrap/>
               <w:jc w:val="center"/>
-            </w:pPr>
-            <w:r>
-              <w:rPr>
-                <w:rFonts w:ascii="함초롬돋움" w:eastAsia="함초롬돋움"/>
-              </w:rPr>
-              <w:t>이력서 컨설팅프로그램, AI 모의 면접 프로그램, 취업능력향상 집단프로그램 등</w:t>
+              <w:rPr>
+                <w:rFonts w:hint="eastAsia"/>
+              </w:rPr>
+            </w:pPr>
+            <w:r>
+              <w:rPr>
+                <w:rFonts w:ascii="함초롬돋움" w:eastAsia="함초롬돋움" w:hint="eastAsia"/>
+                <w:color w:val="000000" w:themeColor="text1"/>
+                <w:spacing w:val="-4"/>
+              </w:rPr>
+              <w:t xml:space="preserve">학술 동아리 활동 </w:t>
+            </w:r>
+            <w:r>
+              <w:rPr>
+                <w:rFonts w:ascii="함초롬돋움" w:eastAsia="함초롬돋움"/>
+                <w:color w:val="000000" w:themeColor="text1"/>
+                <w:spacing w:val="-4"/>
+              </w:rPr>
+              <w:br/>
+            </w:r>
+            <w:r>
+              <w:rPr>
+                <w:rFonts w:ascii="함초롬돋움" w:eastAsia="함초롬돋움" w:hint="eastAsia"/>
+                <w:color w:val="000000" w:themeColor="text1"/>
+                <w:spacing w:val="-4"/>
+              </w:rPr>
+              <w:t>(</w:t>
+            </w:r>
+            <w:r>
+              <w:rPr>
+                <w:rFonts w:ascii="함초롬돋움" w:eastAsia="함초롬돋움"/>
+                <w:color w:val="000000" w:themeColor="text1"/>
+                <w:spacing w:val="-4"/>
+              </w:rPr>
+              <w:t>AI</w:t>
+            </w:r>
+            <w:r>
+              <w:rPr>
+                <w:rFonts w:ascii="함초롬돋움" w:eastAsia="함초롬돋움"/>
+                <w:color w:val="000000" w:themeColor="text1"/>
+                <w:spacing w:val="-4"/>
+              </w:rPr>
+              <w:t xml:space="preserve"> </w:t>
+            </w:r>
+            <w:r>
+              <w:rPr>
+                <w:rFonts w:ascii="함초롬돋움" w:eastAsia="함초롬돋움" w:hint="eastAsia"/>
+                <w:color w:val="000000" w:themeColor="text1"/>
+                <w:spacing w:val="-4"/>
+              </w:rPr>
+              <w:t>이미지 분석</w:t>
+            </w:r>
+            <w:r>
+              <w:rPr>
+                <w:rFonts w:ascii="함초롬돋움" w:eastAsia="함초롬돋움" w:hint="eastAsia"/>
+                <w:color w:val="000000" w:themeColor="text1"/>
+                <w:spacing w:val="-4"/>
+              </w:rPr>
+              <w:t xml:space="preserve"> </w:t>
+            </w:r>
+            <w:r>
+              <w:rPr>
+                <w:rFonts w:ascii="함초롬돋움" w:eastAsia="함초롬돋움" w:hint="eastAsia"/>
+                <w:color w:val="000000" w:themeColor="text1"/>
+                <w:spacing w:val="-4"/>
+              </w:rPr>
+              <w:t>개발)</w:t>
             </w:r>
           </w:p>
         </w:tc>
@@ -19806,18 +19828,20 @@
             </w:pPr>
             <w:r>
               <w:rPr>
-                <w:rFonts w:ascii="함초롬돋움"/>
+                <w:rFonts w:ascii="Apple Color Emoji" w:hAnsi="Apple Color Emoji" w:cs="Apple Color Emoji"/>
+                <w:color w:val="1F1F1F"/>
+                <w:sz w:val="21"/>
+                <w:szCs w:val="21"/>
+                <w:shd w:val="clear" w:color="auto" w:fill="FFFFFF"/>
+              </w:rPr>
+              <w:t>☑</w:t>
+            </w:r>
+            <w:r>
+              <w:rPr>
+                <w:rFonts w:ascii="함초롬돋움" w:eastAsia="함초롬돋움"/>
                 <w:b/>
                 <w:spacing w:val="-11"/>
               </w:rPr>
-              <w:t>□</w:t>
-            </w:r>
-            <w:r>
-              <w:rPr>
-                <w:rFonts w:ascii="함초롬돋움" w:eastAsia="함초롬돋움"/>
-                <w:b/>
-                <w:spacing w:val="-11"/>
-              </w:rPr>
               <w:t xml:space="preserve"> 자격취득</w:t>
             </w:r>
           </w:p>
@@ -19844,7 +19868,21 @@
                 <w:rFonts w:ascii="함초롬돋움" w:eastAsia="함초롬돋움"/>
                 <w:spacing w:val="-4"/>
               </w:rPr>
-              <w:t>취업준비를 위한 자격증 학습, 자격취득 등</w:t>
+              <w:t xml:space="preserve">취업준비를 위한 </w:t>
+            </w:r>
+            <w:r>
+              <w:rPr>
+                <w:rFonts w:ascii="함초롬돋움" w:eastAsia="함초롬돋움" w:hint="eastAsia"/>
+                <w:spacing w:val="-4"/>
+              </w:rPr>
+              <w:t>어학점수</w:t>
+            </w:r>
+            <w:r>
+              <w:rPr>
+                <w:rFonts w:ascii="함초롬돋움" w:eastAsia="함초롬돋움"/>
+                <w:spacing w:val="-4"/>
+              </w:rPr>
+              <w:t xml:space="preserve"> 등</w:t>
             </w:r>
           </w:p>
         </w:tc>
@@ -19864,12 +19902,15 @@
               <w:pStyle w:val="a4"/>
               <w:wordWrap/>
               <w:jc w:val="center"/>
-            </w:pPr>
-            <w:r>
-              <w:rPr>
-                <w:rFonts w:ascii="함초롬돋움" w:eastAsia="함초롬돋움"/>
-              </w:rPr>
-              <w:t>자격증 취득, 어학성적 준비 등</w:t>
+              <w:rPr>
+                <w:rFonts w:hint="eastAsia"/>
+              </w:rPr>
+            </w:pPr>
+            <w:r>
+              <w:rPr>
+                <w:rFonts w:ascii="함초롬돋움" w:eastAsia="함초롬돋움" w:hint="eastAsia"/>
+              </w:rPr>
+              <w:t>토익</w:t>
             </w:r>
           </w:p>
         </w:tc>
@@ -20086,7 +20127,7 @@
         <w:spacing w:after="0" w:line="384" w:lineRule="auto"/>
         <w:textAlignment w:val="baseline"/>
         <w:rPr>
-          <w:rFonts w:ascii="함초롬바탕" w:eastAsia="Gulim" w:hAnsi="Gulim" w:cs="Gulim"/>
+          <w:rFonts w:ascii="함초롬바탕" w:eastAsia="굴림" w:hAnsi="굴림" w:cs="굴림"/>
           <w:color w:val="000000"/>
           <w:kern w:val="0"/>
           <w:szCs w:val="20"/>
@@ -20094,7 +20135,7 @@
       </w:pPr>
       <w:r>
         <w:rPr>
-          <w:rFonts w:ascii="함초롬바탕" w:eastAsia="Gulim" w:hAnsi="Gulim" w:cs="Gulim"/>
+          <w:rFonts w:ascii="함초롬바탕" w:eastAsia="굴림" w:hAnsi="굴림" w:cs="굴림"/>
           <w:color w:val="000000"/>
           <w:kern w:val="0"/>
           <w:szCs w:val="20"/>
@@ -20103,7 +20144,7 @@
       </w:r>
       <w:r>
         <w:rPr>
-          <w:rFonts w:ascii="Malgun Gothic" w:eastAsia="Malgun Gothic" w:hAnsi="Malgun Gothic" w:cs="Gulim" w:hint="eastAsia"/>
+          <w:rFonts w:ascii="맑은 고딕" w:eastAsia="맑은 고딕" w:hAnsi="맑은 고딕" w:cs="굴림" w:hint="eastAsia"/>
           <w:b/>
           <w:bCs/>
           <w:color w:val="000000"/>
@@ -20115,7 +20156,7 @@
       <w:hyperlink r:id="rId13" w:history="1">
         <w:r>
           <w:rPr>
-            <w:rFonts w:ascii="Malgun Gothic" w:eastAsia="Malgun Gothic" w:hAnsi="Malgun Gothic" w:cs="Gulim" w:hint="eastAsia"/>
+            <w:rFonts w:ascii="맑은 고딕" w:eastAsia="맑은 고딕" w:hAnsi="맑은 고딕" w:cs="굴림" w:hint="eastAsia"/>
             <w:b/>
             <w:bCs/>
             <w:color w:val="0000FF"/>
@@ -20133,7 +20174,7 @@
       </w:pPr>
       <w:r>
         <w:rPr>
-          <w:rFonts w:ascii="Malgun Gothic"/>
+          <w:rFonts w:ascii="맑은 고딕"/>
           <w:b/>
           <w:sz w:val="22"/>
         </w:rPr>
@@ -20141,7 +20182,7 @@
       </w:r>
       <w:r>
         <w:rPr>
-          <w:rFonts w:ascii="Malgun Gothic" w:eastAsia="Malgun Gothic"/>
+          <w:rFonts w:ascii="맑은 고딕" w:eastAsia="맑은 고딕"/>
           <w:b/>
           <w:sz w:val="22"/>
         </w:rPr>
@@ -20150,7 +20191,7 @@
       <w:hyperlink r:id="rId14" w:history="1">
         <w:r>
           <w:rPr>
-            <w:rFonts w:eastAsia="Malgun Gothic"/>
+            <w:rFonts w:eastAsia="맑은 고딕"/>
             <w:b/>
             <w:color w:val="0000FF"/>
             <w:sz w:val="22"/>
@@ -20164,7 +20205,7 @@
       </w:r>
       <w:r>
         <w:rPr>
-          <w:rFonts w:ascii="Malgun Gothic"/>
+          <w:rFonts w:ascii="맑은 고딕"/>
           <w:b/>
           <w:sz w:val="22"/>
         </w:rPr>
@@ -20172,7 +20213,7 @@
       </w:r>
       <w:r>
         <w:rPr>
-          <w:rFonts w:ascii="Malgun Gothic" w:eastAsia="Malgun Gothic"/>
+          <w:rFonts w:ascii="맑은 고딕" w:eastAsia="맑은 고딕"/>
           <w:b/>
           <w:sz w:val="16"/>
         </w:rPr>
@@ -20181,7 +20222,7 @@
       <w:proofErr w:type="spellStart"/>
       <w:r>
         <w:rPr>
-          <w:rFonts w:ascii="Malgun Gothic" w:eastAsia="Malgun Gothic"/>
+          <w:rFonts w:ascii="맑은 고딕" w:eastAsia="맑은 고딕"/>
           <w:b/>
           <w:sz w:val="16"/>
         </w:rPr>
@@ -20190,7 +20231,7 @@
       <w:proofErr w:type="spellEnd"/>
       <w:r>
         <w:rPr>
-          <w:rFonts w:ascii="Malgun Gothic" w:eastAsia="Malgun Gothic"/>
+          <w:rFonts w:ascii="맑은 고딕" w:eastAsia="맑은 고딕"/>
           <w:b/>
           <w:sz w:val="16"/>
         </w:rPr>
@@ -20217,7 +20258,7 @@
       <w:pPr>
         <w:pStyle w:val="aa"/>
         <w:rPr>
-          <w:rFonts w:eastAsia="Gulim" w:hAnsi="Gulim" w:cs="Gulim"/>
+          <w:rFonts w:eastAsia="굴림" w:hAnsi="굴림" w:cs="굴림"/>
           <w:color w:val="FF0000"/>
           <w:spacing w:val="-10"/>
           <w:kern w:val="0"/>
@@ -20245,7 +20286,7 @@
       </w:r>
       <w:r>
         <w:rPr>
-          <w:rFonts w:hAnsi="Gulim" w:cs="Gulim"/>
+          <w:rFonts w:hAnsi="굴림" w:cs="굴림"/>
           <w:color w:val="FF0000"/>
           <w:spacing w:val="-10"/>
           <w:kern w:val="0"/>
@@ -20267,7 +20308,7 @@
       </w:r>
       <w:r>
         <w:rPr>
-          <w:rFonts w:hAnsi="Gulim" w:cs="Gulim"/>
+          <w:rFonts w:hAnsi="굴림" w:cs="굴림"/>
           <w:color w:val="FF0000"/>
           <w:spacing w:val="-10"/>
           <w:kern w:val="0"/>
@@ -20284,7 +20325,7 @@
         <w:jc w:val="left"/>
         <w:textAlignment w:val="baseline"/>
         <w:rPr>
-          <w:rFonts w:ascii="함초롬돋움" w:eastAsia="Gulim" w:hAnsi="Gulim" w:cs="Gulim"/>
+          <w:rFonts w:ascii="함초롬돋움" w:eastAsia="굴림" w:hAnsi="굴림" w:cs="굴림"/>
           <w:color w:val="000000"/>
           <w:spacing w:val="-10"/>
           <w:kern w:val="0"/>
@@ -20305,7 +20346,7 @@
       </w:r>
       <w:r>
         <w:rPr>
-          <w:rFonts w:ascii="함초롬돋움" w:eastAsia="함초롬돋움" w:hAnsi="Gulim" w:cs="Gulim"/>
+          <w:rFonts w:ascii="함초롬돋움" w:eastAsia="함초롬돋움" w:hAnsi="굴림" w:cs="굴림"/>
           <w:color w:val="FF0000"/>
           <w:spacing w:val="-10"/>
           <w:kern w:val="0"/>
@@ -20327,7 +20368,7 @@
       </w:r>
       <w:r>
         <w:rPr>
-          <w:rFonts w:ascii="함초롬돋움" w:eastAsia="함초롬돋움" w:hAnsi="Gulim" w:cs="Gulim"/>
+          <w:rFonts w:ascii="함초롬돋움" w:eastAsia="함초롬돋움" w:hAnsi="굴림" w:cs="굴림"/>
           <w:color w:val="FF0000"/>
           <w:spacing w:val="-10"/>
           <w:kern w:val="0"/>
@@ -20349,7 +20390,7 @@
       </w:r>
       <w:r>
         <w:rPr>
-          <w:rFonts w:ascii="함초롬돋움" w:eastAsia="함초롬돋움" w:hAnsi="Gulim" w:cs="Gulim"/>
+          <w:rFonts w:ascii="함초롬돋움" w:eastAsia="함초롬돋움" w:hAnsi="굴림" w:cs="굴림"/>
           <w:color w:val="FF0000"/>
           <w:spacing w:val="-10"/>
           <w:kern w:val="0"/>
@@ -20360,7 +20401,7 @@
       </w:r>
       <w:r>
         <w:rPr>
-          <w:rFonts w:ascii="함초롬돋움" w:eastAsia="함초롬돋움" w:hAnsi="Gulim" w:cs="Gulim"/>
+          <w:rFonts w:ascii="함초롬돋움" w:eastAsia="함초롬돋움" w:hAnsi="굴림" w:cs="굴림"/>
           <w:color w:val="FF0000"/>
           <w:spacing w:val="-10"/>
           <w:kern w:val="0"/>
@@ -20382,7 +20423,7 @@
       </w:r>
       <w:r>
         <w:rPr>
-          <w:rFonts w:ascii="함초롬돋움" w:eastAsia="함초롬돋움" w:hAnsi="Gulim" w:cs="Gulim"/>
+          <w:rFonts w:ascii="함초롬돋움" w:eastAsia="함초롬돋움" w:hAnsi="굴림" w:cs="굴림"/>
           <w:color w:val="FF0000"/>
           <w:spacing w:val="-10"/>
           <w:kern w:val="0"/>
@@ -20404,7 +20445,7 @@
       </w:r>
       <w:r>
         <w:rPr>
-          <w:rFonts w:ascii="함초롬돋움" w:eastAsia="함초롬돋움" w:hAnsi="Gulim" w:cs="Gulim"/>
+          <w:rFonts w:ascii="함초롬돋움" w:eastAsia="함초롬돋움" w:hAnsi="굴림" w:cs="굴림"/>
           <w:color w:val="FF0000"/>
           <w:spacing w:val="-10"/>
           <w:kern w:val="0"/>
@@ -20428,7 +20469,7 @@
         <w:jc w:val="left"/>
         <w:textAlignment w:val="baseline"/>
         <w:rPr>
-          <w:rFonts w:ascii="함초롬돋움" w:eastAsia="Gulim" w:hAnsi="Gulim" w:cs="Gulim"/>
+          <w:rFonts w:ascii="함초롬돋움" w:eastAsia="굴림" w:hAnsi="굴림" w:cs="굴림"/>
           <w:color w:val="000000"/>
           <w:spacing w:val="-10"/>
           <w:kern w:val="0"/>
@@ -20449,7 +20490,7 @@
       </w:r>
       <w:r>
         <w:rPr>
-          <w:rFonts w:ascii="함초롬돋움" w:eastAsia="함초롬돋움" w:hAnsi="Gulim" w:cs="Gulim"/>
+          <w:rFonts w:ascii="함초롬돋움" w:eastAsia="함초롬돋움" w:hAnsi="굴림" w:cs="굴림"/>
           <w:color w:val="FF0000"/>
           <w:spacing w:val="-10"/>
           <w:kern w:val="0"/>
@@ -20494,7 +20535,7 @@
         <w:jc w:val="left"/>
         <w:textAlignment w:val="baseline"/>
         <w:rPr>
-          <w:rFonts w:ascii="함초롬돋움" w:eastAsia="Gulim" w:hAnsi="Gulim" w:cs="Gulim"/>
+          <w:rFonts w:ascii="함초롬돋움" w:eastAsia="굴림" w:hAnsi="굴림" w:cs="굴림"/>
           <w:color w:val="000000"/>
           <w:spacing w:val="-10"/>
           <w:kern w:val="0"/>
@@ -20515,7 +20556,7 @@
       </w:r>
       <w:r>
         <w:rPr>
-          <w:rFonts w:ascii="함초롬돋움" w:eastAsia="함초롬돋움" w:hAnsi="Gulim" w:cs="Gulim"/>
+          <w:rFonts w:ascii="함초롬돋움" w:eastAsia="함초롬돋움" w:hAnsi="굴림" w:cs="굴림"/>
           <w:color w:val="FF0000"/>
           <w:spacing w:val="-10"/>
           <w:kern w:val="0"/>
@@ -20537,7 +20578,7 @@
       </w:r>
       <w:r>
         <w:rPr>
-          <w:rFonts w:ascii="함초롬돋움" w:eastAsia="함초롬돋움" w:hAnsi="Gulim" w:cs="Gulim"/>
+          <w:rFonts w:ascii="함초롬돋움" w:eastAsia="함초롬돋움" w:hAnsi="굴림" w:cs="굴림"/>
           <w:color w:val="FF0000"/>
           <w:spacing w:val="-10"/>
           <w:kern w:val="0"/>
@@ -20572,7 +20613,7 @@
         <w:jc w:val="left"/>
         <w:textAlignment w:val="baseline"/>
         <w:rPr>
-          <w:rFonts w:ascii="함초롬돋움" w:eastAsia="Gulim" w:hAnsi="Gulim" w:cs="Gulim"/>
+          <w:rFonts w:ascii="함초롬돋움" w:eastAsia="굴림" w:hAnsi="굴림" w:cs="굴림"/>
           <w:color w:val="000000"/>
           <w:spacing w:val="-10"/>
           <w:kern w:val="0"/>
@@ -20593,7 +20634,7 @@
       </w:r>
       <w:r>
         <w:rPr>
-          <w:rFonts w:ascii="함초롬돋움" w:eastAsia="함초롬돋움" w:hAnsi="Gulim" w:cs="Gulim"/>
+          <w:rFonts w:ascii="함초롬돋움" w:eastAsia="함초롬돋움" w:hAnsi="굴림" w:cs="굴림"/>
           <w:color w:val="FF0000"/>
           <w:spacing w:val="-10"/>
           <w:kern w:val="0"/>
@@ -20639,7 +20680,7 @@
         <w:jc w:val="left"/>
         <w:textAlignment w:val="baseline"/>
         <w:rPr>
-          <w:rFonts w:ascii="함초롬돋움" w:eastAsia="Gulim" w:hAnsi="Gulim" w:cs="Gulim"/>
+          <w:rFonts w:ascii="함초롬돋움" w:eastAsia="굴림" w:hAnsi="굴림" w:cs="굴림"/>
           <w:color w:val="000000"/>
           <w:spacing w:val="-10"/>
           <w:kern w:val="0"/>
@@ -20660,7 +20701,7 @@
       </w:r>
       <w:r>
         <w:rPr>
-          <w:rFonts w:ascii="함초롬돋움" w:eastAsia="함초롬돋움" w:hAnsi="Gulim" w:cs="Gulim"/>
+          <w:rFonts w:ascii="함초롬돋움" w:eastAsia="함초롬돋움" w:hAnsi="굴림" w:cs="굴림"/>
           <w:color w:val="FF0000"/>
           <w:spacing w:val="-10"/>
           <w:kern w:val="0"/>
@@ -20682,7 +20723,7 @@
       </w:r>
       <w:r>
         <w:rPr>
-          <w:rFonts w:ascii="함초롬돋움" w:eastAsia="함초롬돋움" w:hAnsi="Gulim" w:cs="Gulim"/>
+          <w:rFonts w:ascii="함초롬돋움" w:eastAsia="함초롬돋움" w:hAnsi="굴림" w:cs="굴림"/>
           <w:color w:val="FF0000"/>
           <w:spacing w:val="-10"/>
           <w:kern w:val="0"/>
@@ -20704,7 +20745,7 @@
       </w:r>
       <w:r>
         <w:rPr>
-          <w:rFonts w:ascii="함초롬돋움" w:eastAsia="함초롬돋움" w:hAnsi="Gulim" w:cs="Gulim"/>
+          <w:rFonts w:ascii="함초롬돋움" w:eastAsia="함초롬돋움" w:hAnsi="굴림" w:cs="굴림"/>
           <w:color w:val="FF0000"/>
           <w:spacing w:val="-10"/>
           <w:kern w:val="0"/>
@@ -23068,7 +23109,7 @@
       <w:textAlignment w:val="center"/>
     </w:pPr>
     <w:rPr>
-      <w:rFonts w:ascii="Malgun Gothic" w:eastAsia="Malgun Gothic"/>
+      <w:rFonts w:ascii="맑은 고딕" w:eastAsia="맑은 고딕"/>
       <w:color w:val="000000"/>
       <w:sz w:val="22"/>
     </w:rPr>
@@ -23114,7 +23155,7 @@
       <w:textAlignment w:val="center"/>
     </w:pPr>
     <w:rPr>
-      <w:rFonts w:ascii="Malgun Gothic" w:eastAsia="Malgun Gothic"/>
+      <w:rFonts w:ascii="맑은 고딕" w:eastAsia="맑은 고딕"/>
       <w:color w:val="000000"/>
       <w:sz w:val="22"/>
     </w:rPr>

--- a/task/오디세이세미나3/20237107 하태영-취업활동계획서(IAP)[오디세이세미나3 중간고사 대체 필수 과제 (양식)].docx
+++ b/task/오디세이세미나3/20237107 하태영-취업활동계획서(IAP)[오디세이세미나3 중간고사 대체 필수 과제 (양식)].docx
@@ -1597,14 +1597,35 @@
               <w:wordWrap/>
               <w:spacing w:line="240" w:lineRule="auto"/>
               <w:jc w:val="center"/>
-            </w:pPr>
-            <w:r>
-              <w:rPr>
-                <w:rFonts w:ascii="함초롬돋움" w:eastAsia="함초롬돋움"/>
+              <w:rPr>
+                <w:rFonts w:hint="eastAsia"/>
+              </w:rPr>
+            </w:pPr>
+            <w:r>
+              <w:rPr>
+                <w:rFonts w:ascii="함초롬돋움" w:eastAsia="함초롬돋움" w:hint="eastAsia"/>
                 <w:b/>
                 <w:color w:val="0000FF"/>
               </w:rPr>
-              <w:t>(예) 대기업/삼성전자</w:t>
+              <w:t xml:space="preserve">중견, </w:t>
+            </w:r>
+            <w:proofErr w:type="spellStart"/>
+            <w:r>
+              <w:rPr>
+                <w:rFonts w:ascii="함초롬돋움" w:eastAsia="함초롬돋움" w:hint="eastAsia"/>
+                <w:b/>
+                <w:color w:val="0000FF"/>
+              </w:rPr>
+              <w:t>강소</w:t>
+            </w:r>
+            <w:proofErr w:type="spellEnd"/>
+            <w:r>
+              <w:rPr>
+                <w:rFonts w:ascii="함초롬돋움" w:eastAsia="함초롬돋움" w:hint="eastAsia"/>
+                <w:b/>
+                <w:color w:val="0000FF"/>
+              </w:rPr>
+              <w:t xml:space="preserve"> 기업</w:t>
             </w:r>
           </w:p>
           <w:p>
@@ -4357,7 +4378,7 @@
               <w:spacing w:line="240" w:lineRule="auto"/>
               <w:jc w:val="center"/>
               <w:rPr>
-                <w:rFonts w:ascii="함초롬돋움" w:eastAsia="함초롬돋움" w:hint="eastAsia"/>
+                <w:rFonts w:ascii="함초롬돋움" w:eastAsia="함초롬돋움"/>
                 <w:b/>
                 <w:color w:val="000000" w:themeColor="text1"/>
               </w:rPr>
@@ -4506,7 +4527,7 @@
               <w:spacing w:line="240" w:lineRule="auto"/>
               <w:jc w:val="center"/>
               <w:rPr>
-                <w:rFonts w:ascii="함초롬돋움" w:eastAsia="함초롬돋움" w:hint="eastAsia"/>
+                <w:rFonts w:ascii="함초롬돋움" w:eastAsia="함초롬돋움"/>
                 <w:color w:val="000000" w:themeColor="text1"/>
               </w:rPr>
             </w:pPr>
@@ -5048,7 +5069,7 @@
               <w:spacing w:line="240" w:lineRule="auto"/>
               <w:jc w:val="center"/>
               <w:rPr>
-                <w:rFonts w:ascii="함초롬돋움" w:eastAsia="함초롬돋움" w:hint="eastAsia"/>
+                <w:rFonts w:ascii="함초롬돋움" w:eastAsia="함초롬돋움"/>
                 <w:spacing w:val="-4"/>
               </w:rPr>
             </w:pPr>
@@ -19101,9 +19122,6 @@
               <w:pStyle w:val="a4"/>
               <w:wordWrap/>
               <w:jc w:val="center"/>
-              <w:rPr>
-                <w:rFonts w:hint="eastAsia"/>
-              </w:rPr>
             </w:pPr>
             <w:r>
               <w:rPr>
@@ -19151,9 +19169,6 @@
               <w:pStyle w:val="a4"/>
               <w:wordWrap/>
               <w:jc w:val="center"/>
-              <w:rPr>
-                <w:rFonts w:hint="eastAsia"/>
-              </w:rPr>
             </w:pPr>
             <w:r>
               <w:rPr>
@@ -19902,9 +19917,6 @@
               <w:pStyle w:val="a4"/>
               <w:wordWrap/>
               <w:jc w:val="center"/>
-              <w:rPr>
-                <w:rFonts w:hint="eastAsia"/>
-              </w:rPr>
             </w:pPr>
             <w:r>
               <w:rPr>
